--- a/Collatio/7/3. Rúbrica/Rúbrica 7.docx
+++ b/Collatio/7/3. Rúbrica/Rúbrica 7.docx
@@ -1,37 +1,35 @@
 
 <file path=word/document.xml><?xml version="1.0" encoding="utf-8"?>
-<w:document xmlns:wpc="http://schemas.microsoft.com/office/word/2010/wordprocessingCanvas" xmlns:cx="http://schemas.microsoft.com/office/drawing/2014/chartex" xmlns:cx1="http://schemas.microsoft.com/office/drawing/2015/9/8/chartex" xmlns:cx2="http://schemas.microsoft.com/office/drawing/2015/10/21/chartex" xmlns:cx3="http://schemas.microsoft.com/office/drawing/2016/5/9/chartex" xmlns:cx4="http://schemas.microsoft.com/office/drawing/2016/5/10/chartex" xmlns:cx5="http://schemas.microsoft.com/office/drawing/2016/5/11/chartex" xmlns:cx6="http://schemas.microsoft.com/office/drawing/2016/5/12/chartex" xmlns:cx7="http://schemas.microsoft.com/office/drawing/2016/5/13/chartex" xmlns:cx8="http://schemas.microsoft.com/office/drawing/2016/5/14/chartex" xmlns:mc="http://schemas.openxmlformats.org/markup-compatibility/2006" xmlns:aink="http://schemas.microsoft.com/office/drawing/2016/ink" xmlns:am3d="http://schemas.microsoft.com/office/drawing/2017/model3d" xmlns:o="urn:schemas-microsoft-com:office:office" xmlns:oel="http://schemas.microsoft.com/office/2019/extlst" xmlns:r="http://schemas.openxmlformats.org/officeDocument/2006/relationships" xmlns:m="http://schemas.openxmlformats.org/officeDocument/2006/math" xmlns:v="urn:schemas-microsoft-com:vml" xmlns:wp14="http://schemas.microsoft.com/office/word/2010/wordprocessingDrawing" xmlns:wp="http://schemas.openxmlformats.org/drawingml/2006/wordprocessingDrawing" xmlns:w10="urn:schemas-microsoft-com:office:word" xmlns:w="http://schemas.openxmlformats.org/wordprocessingml/2006/main" xmlns:w14="http://schemas.microsoft.com/office/word/2010/wordml" xmlns:w15="http://schemas.microsoft.com/office/word/2012/wordml" xmlns:w16cex="http://schemas.microsoft.com/office/word/2018/wordml/cex" xmlns:w16cid="http://schemas.microsoft.com/office/word/2016/wordml/cid" xmlns:w16="http://schemas.microsoft.com/office/word/2018/wordml" xmlns:w16sdtdh="http://schemas.microsoft.com/office/word/2020/wordml/sdtdatahash" xmlns:w16se="http://schemas.microsoft.com/office/word/2015/wordml/symex" xmlns:wpg="http://schemas.microsoft.com/office/word/2010/wordprocessingGroup" xmlns:wpi="http://schemas.microsoft.com/office/word/2010/wordprocessingInk" xmlns:wne="http://schemas.microsoft.com/office/word/2006/wordml" xmlns:wps="http://schemas.microsoft.com/office/word/2010/wordprocessingShape" mc:Ignorable="w14 w15 w16se w16cid w16 w16cex w16sdtdh wp14">
+<w:document xmlns:wpc="http://schemas.microsoft.com/office/word/2010/wordprocessingCanvas" xmlns:cx="http://schemas.microsoft.com/office/drawing/2014/chartex" xmlns:cx1="http://schemas.microsoft.com/office/drawing/2015/9/8/chartex" xmlns:cx2="http://schemas.microsoft.com/office/drawing/2015/10/21/chartex" xmlns:cx3="http://schemas.microsoft.com/office/drawing/2016/5/9/chartex" xmlns:cx4="http://schemas.microsoft.com/office/drawing/2016/5/10/chartex" xmlns:cx5="http://schemas.microsoft.com/office/drawing/2016/5/11/chartex" xmlns:cx6="http://schemas.microsoft.com/office/drawing/2016/5/12/chartex" xmlns:cx7="http://schemas.microsoft.com/office/drawing/2016/5/13/chartex" xmlns:cx8="http://schemas.microsoft.com/office/drawing/2016/5/14/chartex" xmlns:mc="http://schemas.openxmlformats.org/markup-compatibility/2006" xmlns:aink="http://schemas.microsoft.com/office/drawing/2016/ink" xmlns:am3d="http://schemas.microsoft.com/office/drawing/2017/model3d" xmlns:o="urn:schemas-microsoft-com:office:office" xmlns:oel="http://schemas.microsoft.com/office/2019/extlst" xmlns:r="http://schemas.openxmlformats.org/officeDocument/2006/relationships" xmlns:m="http://schemas.openxmlformats.org/officeDocument/2006/math" xmlns:v="urn:schemas-microsoft-com:vml" xmlns:wp14="http://schemas.microsoft.com/office/word/2010/wordprocessingDrawing" xmlns:wp="http://schemas.openxmlformats.org/drawingml/2006/wordprocessingDrawing" xmlns:w10="urn:schemas-microsoft-com:office:word" xmlns:w="http://schemas.openxmlformats.org/wordprocessingml/2006/main" xmlns:w14="http://schemas.microsoft.com/office/word/2010/wordml" xmlns:w15="http://schemas.microsoft.com/office/word/2012/wordml" xmlns:w16cex="http://schemas.microsoft.com/office/word/2018/wordml/cex" xmlns:w16cid="http://schemas.microsoft.com/office/word/2016/wordml/cid" xmlns:w16="http://schemas.microsoft.com/office/word/2018/wordml" xmlns:w16du="http://schemas.microsoft.com/office/word/2023/wordml/word16du" xmlns:w16sdtdh="http://schemas.microsoft.com/office/word/2020/wordml/sdtdatahash" xmlns:w16sdtfl="http://schemas.microsoft.com/office/word/2024/wordml/sdtformatlock" xmlns:w16se="http://schemas.microsoft.com/office/word/2015/wordml/symex" xmlns:wpg="http://schemas.microsoft.com/office/word/2010/wordprocessingGroup" xmlns:wpi="http://schemas.microsoft.com/office/word/2010/wordprocessingInk" xmlns:wne="http://schemas.microsoft.com/office/word/2006/wordml" xmlns:wps="http://schemas.microsoft.com/office/word/2010/wordprocessingShape" mc:Ignorable="w14 w15 w16se w16cid w16 w16cex w16sdtdh w16sdtfl w16du wp14">
   <w:body>
     <w:p>
       <w:pPr>
         <w:rPr>
-          <w:rFonts w:ascii="Garamond" w:hAnsi="Garamond"/>
+          <w:rFonts w:ascii="Brill" w:hAnsi="Brill"/>
           <w:color w:val="000000" w:themeColor="text1"/>
           <w:lang w:val="es-ES"/>
         </w:rPr>
       </w:pPr>
       <w:r>
         <w:rPr>
-          <w:rFonts w:ascii="Garamond" w:hAnsi="Garamond"/>
+          <w:rFonts w:ascii="Brill" w:hAnsi="Brill"/>
           <w:color w:val="000000" w:themeColor="text1"/>
           <w:lang w:val="es-ES"/>
         </w:rPr>
         <w:t xml:space="preserve">Capítulo </w:t>
       </w:r>
-      <w:proofErr w:type="spellStart"/>
-      <w:r>
-        <w:rPr>
-          <w:rFonts w:ascii="Garamond" w:hAnsi="Garamond"/>
+      <w:r>
+        <w:rPr>
+          <w:rFonts w:ascii="Brill" w:hAnsi="Brill"/>
           <w:smallCaps/>
           <w:color w:val="000000" w:themeColor="text1"/>
           <w:lang w:val="es-ES"/>
         </w:rPr>
         <w:t>vii</w:t>
       </w:r>
-      <w:proofErr w:type="spellEnd"/>
-      <w:r>
-        <w:rPr>
-          <w:rFonts w:ascii="Garamond" w:hAnsi="Garamond"/>
+      <w:r>
+        <w:rPr>
+          <w:rFonts w:ascii="Brill" w:hAnsi="Brill"/>
           <w:color w:val="000000" w:themeColor="text1"/>
           <w:lang w:val="es-ES"/>
         </w:rPr>
@@ -39,7 +37,7 @@
       </w:r>
       <w:r>
         <w:rPr>
-          <w:rFonts w:ascii="Garamond" w:hAnsi="Garamond"/>
+          <w:rFonts w:ascii="Brill" w:hAnsi="Brill"/>
           <w:color w:val="000000" w:themeColor="text1"/>
           <w:lang w:val="es-ES"/>
         </w:rPr>
@@ -47,33 +45,24 @@
       </w:r>
       <w:r>
         <w:rPr>
-          <w:rFonts w:ascii="Garamond" w:hAnsi="Garamond"/>
+          <w:rFonts w:ascii="Brill" w:hAnsi="Brill"/>
           <w:color w:val="000000" w:themeColor="text1"/>
           <w:lang w:val="es-ES"/>
         </w:rPr>
         <w:t xml:space="preserve">nombró ante el Espíritu Santo </w:t>
       </w:r>
-      <w:proofErr w:type="spellStart"/>
-      <w:r>
-        <w:rPr>
-          <w:rFonts w:ascii="Garamond" w:hAnsi="Garamond"/>
-          <w:lang w:val="es-ES"/>
-        </w:rPr>
-        <w:t>qu’el</w:t>
-      </w:r>
-      <w:proofErr w:type="spellEnd"/>
-      <w:r>
-        <w:rPr>
-          <w:rFonts w:ascii="Garamond" w:hAnsi="Garamond"/>
-          <w:lang w:val="es-ES"/>
-        </w:rPr>
-        <w:t xml:space="preserve"> Fijo?</w:t>
+      <w:r>
+        <w:rPr>
+          <w:rFonts w:ascii="Brill" w:hAnsi="Brill"/>
+          <w:lang w:val="es-ES"/>
+        </w:rPr>
+        <w:t>qu’el Fijo?</w:t>
       </w:r>
     </w:p>
     <w:p>
       <w:pPr>
         <w:rPr>
-          <w:rFonts w:ascii="Garamond" w:hAnsi="Garamond"/>
+          <w:rFonts w:ascii="Brill" w:hAnsi="Brill"/>
           <w:color w:val="000000" w:themeColor="text1"/>
           <w:lang w:val="es-ES"/>
         </w:rPr>
@@ -82,14 +71,14 @@
     <w:p>
       <w:pPr>
         <w:rPr>
-          <w:rFonts w:ascii="Garamond" w:hAnsi="Garamond"/>
+          <w:rFonts w:ascii="Brill" w:hAnsi="Brill"/>
           <w:color w:val="FF0000"/>
           <w:lang w:val="es-ES"/>
         </w:rPr>
       </w:pPr>
       <w:r>
         <w:rPr>
-          <w:rFonts w:ascii="Garamond" w:hAnsi="Garamond"/>
+          <w:rFonts w:ascii="Brill" w:hAnsi="Brill"/>
           <w:color w:val="000000" w:themeColor="text1"/>
           <w:lang w:val="es-ES"/>
         </w:rPr>
@@ -97,152 +86,136 @@
       </w:r>
       <w:r>
         <w:rPr>
-          <w:rFonts w:ascii="Garamond" w:hAnsi="Garamond"/>
-          <w:color w:val="FF0000"/>
-        </w:rPr>
-        <w:t>Cap</w:t>
-      </w:r>
-      <w:r>
-        <w:rPr>
-          <w:rFonts w:ascii="Garamond" w:hAnsi="Garamond"/>
-          <w:color w:val="FF0000"/>
+          <w:rFonts w:ascii="Brill" w:hAnsi="Brill"/>
+          <w:color w:val="FF0000"/>
+        </w:rPr>
+        <w:t>Capítulo</w:t>
+      </w:r>
+      <w:r>
+        <w:rPr>
+          <w:rFonts w:ascii="Brill" w:hAnsi="Brill"/>
+          <w:color w:val="FF0000"/>
+          <w:lang w:val="es-ES"/>
+        </w:rPr>
+        <w:t xml:space="preserve"> </w:t>
+      </w:r>
+      <w:r>
+        <w:rPr>
+          <w:rFonts w:ascii="Brill" w:hAnsi="Brill"/>
+          <w:smallCaps/>
+          <w:color w:val="FF0000"/>
+          <w:lang w:val="es-ES"/>
+        </w:rPr>
+        <w:t>vii</w:t>
+      </w:r>
+      <w:r>
+        <w:rPr>
+          <w:rFonts w:ascii="Brill" w:hAnsi="Brill"/>
+          <w:smallCaps/>
+          <w:color w:val="FF0000"/>
+          <w:lang w:val="es-ES"/>
+        </w:rPr>
+        <w:t>.</w:t>
+      </w:r>
+      <w:r>
+        <w:rPr>
+          <w:rFonts w:ascii="Brill" w:hAnsi="Brill"/>
+          <w:color w:val="FF0000"/>
+          <w:lang w:val="es-ES"/>
+        </w:rPr>
+        <w:t xml:space="preserve"> </w:t>
+      </w:r>
+      <w:r>
+        <w:rPr>
+          <w:rFonts w:ascii="Brill" w:hAnsi="Brill"/>
+          <w:color w:val="FF0000"/>
+          <w:lang w:val="es-ES"/>
+        </w:rPr>
+        <w:t>¿P</w:t>
+      </w:r>
+      <w:r>
+        <w:rPr>
+          <w:rFonts w:ascii="Brill" w:hAnsi="Brill"/>
+          <w:color w:val="FF0000"/>
+          <w:lang w:val="es-ES"/>
+        </w:rPr>
+        <w:t>or qu</w:t>
+      </w:r>
+      <w:r>
+        <w:rPr>
+          <w:rFonts w:ascii="Brill" w:hAnsi="Brill"/>
+          <w:color w:val="FF0000"/>
+          <w:lang w:val="es-ES"/>
+        </w:rPr>
+        <w:t>é</w:t>
+      </w:r>
+      <w:r>
+        <w:rPr>
+          <w:rFonts w:ascii="Brill" w:hAnsi="Brill"/>
+          <w:color w:val="FF0000"/>
+          <w:lang w:val="es-ES"/>
+        </w:rPr>
+        <w:t xml:space="preserve"> no</w:t>
+      </w:r>
+      <w:r>
+        <w:rPr>
+          <w:rFonts w:ascii="Brill" w:hAnsi="Brill"/>
+          <w:color w:val="FF0000"/>
+          <w:lang w:val="es-ES"/>
+        </w:rPr>
+        <w:t>m</w:t>
+      </w:r>
+      <w:r>
+        <w:rPr>
+          <w:rFonts w:ascii="Brill" w:hAnsi="Brill"/>
+          <w:color w:val="FF0000"/>
+          <w:lang w:val="es-ES"/>
+        </w:rPr>
+        <w:t>br</w:t>
+      </w:r>
+      <w:r>
+        <w:rPr>
+          <w:rFonts w:ascii="Brill" w:hAnsi="Brill"/>
+          <w:color w:val="FF0000"/>
+          <w:lang w:val="es-ES"/>
+        </w:rPr>
+        <w:t>ó</w:t>
+      </w:r>
+      <w:r>
+        <w:rPr>
+          <w:rFonts w:ascii="Brill" w:hAnsi="Brill"/>
+          <w:color w:val="FF0000"/>
+          <w:lang w:val="es-ES"/>
+        </w:rPr>
+        <w:t xml:space="preserve"> el </w:t>
+      </w:r>
+      <w:r>
+        <w:rPr>
+          <w:rFonts w:ascii="Brill" w:hAnsi="Brill"/>
+          <w:color w:val="FF0000"/>
+          <w:lang w:val="es-ES"/>
+        </w:rPr>
+        <w:t>E</w:t>
+      </w:r>
+      <w:r>
+        <w:rPr>
+          <w:rFonts w:ascii="Brill" w:hAnsi="Brill"/>
+          <w:color w:val="FF0000"/>
+          <w:lang w:val="es-ES"/>
+        </w:rPr>
+        <w:t>sp</w:t>
+      </w:r>
+      <w:r>
+        <w:rPr>
+          <w:rFonts w:ascii="Brill" w:hAnsi="Brill"/>
+          <w:color w:val="FF0000"/>
+          <w:lang w:val="es-ES"/>
         </w:rPr>
         <w:t>í</w:t>
       </w:r>
       <w:r>
         <w:rPr>
-          <w:rFonts w:ascii="Garamond" w:hAnsi="Garamond"/>
-          <w:color w:val="FF0000"/>
-        </w:rPr>
-        <w:t>tulo</w:t>
-      </w:r>
-      <w:r>
-        <w:rPr>
-          <w:rFonts w:ascii="Garamond" w:hAnsi="Garamond"/>
-          <w:color w:val="FF0000"/>
-          <w:lang w:val="es-ES"/>
-        </w:rPr>
-        <w:t xml:space="preserve"> </w:t>
-      </w:r>
-      <w:proofErr w:type="spellStart"/>
-      <w:r>
-        <w:rPr>
-          <w:rFonts w:ascii="Garamond" w:hAnsi="Garamond"/>
-          <w:smallCaps/>
-          <w:color w:val="FF0000"/>
-          <w:lang w:val="es-ES"/>
-        </w:rPr>
-        <w:t>vii</w:t>
-      </w:r>
-      <w:proofErr w:type="spellEnd"/>
-      <w:r>
-        <w:rPr>
-          <w:rFonts w:ascii="Garamond" w:hAnsi="Garamond"/>
-          <w:smallCaps/>
-          <w:color w:val="FF0000"/>
-          <w:lang w:val="es-ES"/>
-        </w:rPr>
-        <w:t>.</w:t>
-      </w:r>
-      <w:r>
-        <w:rPr>
-          <w:rFonts w:ascii="Garamond" w:hAnsi="Garamond"/>
-          <w:color w:val="FF0000"/>
-          <w:lang w:val="es-ES"/>
-        </w:rPr>
-        <w:t xml:space="preserve"> </w:t>
-      </w:r>
-      <w:r>
-        <w:rPr>
-          <w:rFonts w:ascii="Garamond" w:hAnsi="Garamond"/>
-          <w:color w:val="FF0000"/>
-          <w:lang w:val="es-ES"/>
-        </w:rPr>
-        <w:t>¿P</w:t>
-      </w:r>
-      <w:r>
-        <w:rPr>
-          <w:rFonts w:ascii="Garamond" w:hAnsi="Garamond"/>
-          <w:color w:val="FF0000"/>
-          <w:lang w:val="es-ES"/>
-        </w:rPr>
-        <w:t>or qu</w:t>
-      </w:r>
-      <w:r>
-        <w:rPr>
-          <w:rFonts w:ascii="Garamond" w:hAnsi="Garamond"/>
-          <w:color w:val="FF0000"/>
-          <w:lang w:val="es-ES"/>
-        </w:rPr>
-        <w:t>é</w:t>
-      </w:r>
-      <w:r>
-        <w:rPr>
-          <w:rFonts w:ascii="Garamond" w:hAnsi="Garamond"/>
-          <w:color w:val="FF0000"/>
-          <w:lang w:val="es-ES"/>
-        </w:rPr>
-        <w:t xml:space="preserve"> no</w:t>
-      </w:r>
-      <w:r>
-        <w:rPr>
-          <w:rFonts w:ascii="Garamond" w:hAnsi="Garamond"/>
-          <w:color w:val="FF0000"/>
-          <w:lang w:val="es-ES"/>
-        </w:rPr>
-        <w:t>m</w:t>
-      </w:r>
-      <w:r>
-        <w:rPr>
-          <w:rFonts w:ascii="Garamond" w:hAnsi="Garamond"/>
-          <w:color w:val="FF0000"/>
-          <w:lang w:val="es-ES"/>
-        </w:rPr>
-        <w:t>br</w:t>
-      </w:r>
-      <w:r>
-        <w:rPr>
-          <w:rFonts w:ascii="Garamond" w:hAnsi="Garamond"/>
-          <w:color w:val="FF0000"/>
-          <w:lang w:val="es-ES"/>
-        </w:rPr>
-        <w:t>ó</w:t>
-      </w:r>
-      <w:r>
-        <w:rPr>
-          <w:rFonts w:ascii="Garamond" w:hAnsi="Garamond"/>
-          <w:color w:val="FF0000"/>
-          <w:lang w:val="es-ES"/>
-        </w:rPr>
-        <w:t xml:space="preserve"> el </w:t>
-      </w:r>
-      <w:r>
-        <w:rPr>
-          <w:rFonts w:ascii="Garamond" w:hAnsi="Garamond"/>
-          <w:color w:val="FF0000"/>
-          <w:lang w:val="es-ES"/>
-        </w:rPr>
-        <w:t>E</w:t>
-      </w:r>
-      <w:r>
-        <w:rPr>
-          <w:rFonts w:ascii="Garamond" w:hAnsi="Garamond"/>
-          <w:color w:val="FF0000"/>
-          <w:lang w:val="es-ES"/>
-        </w:rPr>
-        <w:t>sp</w:t>
-      </w:r>
-      <w:r>
-        <w:rPr>
-          <w:rFonts w:ascii="Garamond" w:hAnsi="Garamond"/>
-          <w:color w:val="FF0000"/>
-          <w:lang w:val="es-ES"/>
-        </w:rPr>
-        <w:t>í</w:t>
-      </w:r>
-      <w:r>
-        <w:rPr>
-          <w:rFonts w:ascii="Garamond" w:hAnsi="Garamond"/>
+          <w:rFonts w:ascii="Brill" w:hAnsi="Brill"/>
           <w:color w:val="FF0000"/>
           <w:lang w:val="es-ES"/>
         </w:rPr>
@@ -250,7 +223,7 @@
       </w:r>
       <w:r>
         <w:rPr>
-          <w:rFonts w:ascii="Garamond" w:hAnsi="Garamond"/>
+          <w:rFonts w:ascii="Brill" w:hAnsi="Brill"/>
           <w:color w:val="FF0000"/>
           <w:lang w:val="es-ES"/>
         </w:rPr>
@@ -258,24 +231,15 @@
       </w:r>
       <w:r>
         <w:rPr>
-          <w:rFonts w:ascii="Garamond" w:hAnsi="Garamond"/>
-          <w:color w:val="FF0000"/>
-          <w:lang w:val="es-ES"/>
-        </w:rPr>
-        <w:t xml:space="preserve">anto antes </w:t>
-      </w:r>
-      <w:proofErr w:type="spellStart"/>
-      <w:r>
-        <w:rPr>
-          <w:rFonts w:ascii="Garamond" w:hAnsi="Garamond"/>
-          <w:color w:val="FF0000"/>
-          <w:lang w:val="es-ES"/>
-        </w:rPr>
-        <w:t>qu</w:t>
-      </w:r>
-      <w:r>
-        <w:rPr>
-          <w:rFonts w:ascii="Garamond" w:hAnsi="Garamond"/>
+          <w:rFonts w:ascii="Brill" w:hAnsi="Brill"/>
+          <w:color w:val="FF0000"/>
+          <w:lang w:val="es-ES"/>
+        </w:rPr>
+        <w:t>anto antes qu</w:t>
+      </w:r>
+      <w:r>
+        <w:rPr>
+          <w:rFonts w:ascii="Brill" w:hAnsi="Brill"/>
           <w:color w:val="FF0000"/>
           <w:lang w:val="es-ES"/>
         </w:rPr>
@@ -283,24 +247,15 @@
       </w:r>
       <w:r>
         <w:rPr>
-          <w:rFonts w:ascii="Garamond" w:hAnsi="Garamond"/>
-          <w:color w:val="FF0000"/>
-          <w:lang w:val="es-ES"/>
-        </w:rPr>
-        <w:t>el</w:t>
-      </w:r>
-      <w:proofErr w:type="spellEnd"/>
-      <w:r>
-        <w:rPr>
-          <w:rFonts w:ascii="Garamond" w:hAnsi="Garamond"/>
-          <w:color w:val="FF0000"/>
-          <w:lang w:val="es-ES"/>
-        </w:rPr>
-        <w:t xml:space="preserve"> </w:t>
-      </w:r>
-      <w:r>
-        <w:rPr>
-          <w:rFonts w:ascii="Garamond" w:hAnsi="Garamond"/>
+          <w:rFonts w:ascii="Brill" w:hAnsi="Brill"/>
+          <w:color w:val="FF0000"/>
+          <w:lang w:val="es-ES"/>
+        </w:rPr>
+        <w:t xml:space="preserve">el </w:t>
+      </w:r>
+      <w:r>
+        <w:rPr>
+          <w:rFonts w:ascii="Brill" w:hAnsi="Brill"/>
           <w:color w:val="FF0000"/>
           <w:lang w:val="es-ES"/>
         </w:rPr>
@@ -308,7 +263,7 @@
       </w:r>
       <w:r>
         <w:rPr>
-          <w:rFonts w:ascii="Garamond" w:hAnsi="Garamond"/>
+          <w:rFonts w:ascii="Brill" w:hAnsi="Brill"/>
           <w:color w:val="FF0000"/>
           <w:lang w:val="es-ES"/>
         </w:rPr>
@@ -316,7 +271,7 @@
       </w:r>
       <w:r>
         <w:rPr>
-          <w:rFonts w:ascii="Garamond" w:hAnsi="Garamond"/>
+          <w:rFonts w:ascii="Brill" w:hAnsi="Brill"/>
           <w:color w:val="FF0000"/>
           <w:lang w:val="es-ES"/>
         </w:rPr>
@@ -326,7 +281,7 @@
     <w:p>
       <w:pPr>
         <w:rPr>
-          <w:rFonts w:ascii="Garamond" w:eastAsia="Calibri" w:hAnsi="Garamond" w:cs="Times New Roman (Corps CS)"/>
+          <w:rFonts w:ascii="Brill" w:eastAsia="Calibri" w:hAnsi="Brill" w:cs="Times New Roman (Corps CS)"/>
           <w:color w:val="FF0000"/>
           <w:kern w:val="2"/>
           <w:lang w:val="es-ES"/>
@@ -335,48 +290,26 @@
       </w:pPr>
       <w:r>
         <w:rPr>
-          <w:rFonts w:ascii="Garamond" w:eastAsia="Calibri" w:hAnsi="Garamond" w:cs="Times New Roman (Corps CS)"/>
-          <w:kern w:val="2"/>
-          <w:lang w:val="es-ES"/>
-          <w14:ligatures w14:val="standardContextual"/>
-        </w:rPr>
-        <w:t xml:space="preserve">B: </w:t>
-      </w:r>
-      <w:r>
-        <w:rPr>
-          <w:rFonts w:ascii="Garamond" w:eastAsia="Calibri" w:hAnsi="Garamond" w:cs="Times New Roman (Corps CS)"/>
-          <w:kern w:val="2"/>
-          <w:lang w:val="es-ES"/>
-          <w14:ligatures w14:val="standardContextual"/>
-        </w:rPr>
-        <w:t xml:space="preserve">1ra </w:t>
-      </w:r>
-      <w:proofErr w:type="spellStart"/>
-      <w:r>
-        <w:rPr>
-          <w:rFonts w:ascii="Garamond" w:eastAsia="Calibri" w:hAnsi="Garamond" w:cs="Times New Roman (Corps CS)"/>
-          <w:color w:val="FF0000"/>
-          <w:kern w:val="2"/>
-          <w:lang w:val="es-ES"/>
-          <w14:ligatures w14:val="standardContextual"/>
-        </w:rPr>
-        <w:t>Títolo</w:t>
-      </w:r>
-      <w:proofErr w:type="spellEnd"/>
-      <w:r>
-        <w:rPr>
-          <w:rFonts w:ascii="Garamond" w:eastAsia="Calibri" w:hAnsi="Garamond" w:cs="Times New Roman (Corps CS)"/>
-          <w:color w:val="FF0000"/>
-          <w:kern w:val="2"/>
-          <w:lang w:val="es-ES"/>
-          <w14:ligatures w14:val="standardContextual"/>
-        </w:rPr>
-        <w:t xml:space="preserve"> </w:t>
-      </w:r>
-      <w:proofErr w:type="spellStart"/>
-      <w:r>
-        <w:rPr>
-          <w:rFonts w:ascii="Garamond" w:eastAsia="Calibri" w:hAnsi="Garamond" w:cs="Times New Roman (Corps CS)"/>
+          <w:rFonts w:ascii="Brill" w:eastAsia="Calibri" w:hAnsi="Brill" w:cs="Times New Roman (Corps CS)"/>
+          <w:kern w:val="2"/>
+          <w:lang w:val="es-ES"/>
+          <w14:ligatures w14:val="standardContextual"/>
+        </w:rPr>
+        <w:t xml:space="preserve">B: 1ra </w:t>
+      </w:r>
+      <w:r>
+        <w:rPr>
+          <w:rFonts w:ascii="Brill" w:eastAsia="Calibri" w:hAnsi="Brill" w:cs="Times New Roman (Corps CS)"/>
+          <w:color w:val="FF0000"/>
+          <w:kern w:val="2"/>
+          <w:lang w:val="es-ES"/>
+          <w14:ligatures w14:val="standardContextual"/>
+        </w:rPr>
+        <w:t xml:space="preserve">Títolo </w:t>
+      </w:r>
+      <w:r>
+        <w:rPr>
+          <w:rFonts w:ascii="Brill" w:eastAsia="Calibri" w:hAnsi="Brill" w:cs="Times New Roman (Corps CS)"/>
           <w:smallCaps/>
           <w:color w:val="FF0000"/>
           <w:kern w:val="2"/>
@@ -385,66 +318,21 @@
         </w:rPr>
         <w:t>vii</w:t>
       </w:r>
-      <w:proofErr w:type="spellEnd"/>
-      <w:r>
-        <w:rPr>
-          <w:rFonts w:ascii="Garamond" w:eastAsia="Calibri" w:hAnsi="Garamond" w:cs="Times New Roman (Corps CS)"/>
-          <w:color w:val="FF0000"/>
-          <w:kern w:val="2"/>
-          <w:lang w:val="es-ES"/>
-          <w14:ligatures w14:val="standardContextual"/>
-        </w:rPr>
-        <w:t xml:space="preserve">. ¿Por qué razón </w:t>
-      </w:r>
-      <w:proofErr w:type="spellStart"/>
-      <w:r>
-        <w:rPr>
-          <w:rFonts w:ascii="Garamond" w:eastAsia="Calibri" w:hAnsi="Garamond" w:cs="Times New Roman (Corps CS)"/>
-          <w:color w:val="FF0000"/>
-          <w:kern w:val="2"/>
-          <w:lang w:val="es-ES"/>
-          <w14:ligatures w14:val="standardContextual"/>
-        </w:rPr>
-        <w:t>nenbró</w:t>
-      </w:r>
-      <w:proofErr w:type="spellEnd"/>
-      <w:r>
-        <w:rPr>
-          <w:rFonts w:ascii="Garamond" w:eastAsia="Calibri" w:hAnsi="Garamond" w:cs="Times New Roman (Corps CS)"/>
-          <w:color w:val="FF0000"/>
-          <w:kern w:val="2"/>
-          <w:lang w:val="es-ES"/>
-          <w14:ligatures w14:val="standardContextual"/>
-        </w:rPr>
-        <w:t xml:space="preserve"> ante el Espíritu </w:t>
-      </w:r>
-      <w:proofErr w:type="spellStart"/>
-      <w:r>
-        <w:rPr>
-          <w:rFonts w:ascii="Garamond" w:eastAsia="Calibri" w:hAnsi="Garamond" w:cs="Times New Roman (Corps CS)"/>
-          <w:color w:val="FF0000"/>
-          <w:kern w:val="2"/>
-          <w:lang w:val="es-ES"/>
-          <w14:ligatures w14:val="standardContextual"/>
-        </w:rPr>
-        <w:t>qu’el</w:t>
-      </w:r>
-      <w:proofErr w:type="spellEnd"/>
-      <w:r>
-        <w:rPr>
-          <w:rFonts w:ascii="Garamond" w:eastAsia="Calibri" w:hAnsi="Garamond" w:cs="Times New Roman (Corps CS)"/>
-          <w:color w:val="FF0000"/>
-          <w:kern w:val="2"/>
-          <w:lang w:val="es-ES"/>
-          <w14:ligatures w14:val="standardContextual"/>
-        </w:rPr>
-        <w:t xml:space="preserve"> Fijo?</w:t>
+      <w:r>
+        <w:rPr>
+          <w:rFonts w:ascii="Brill" w:eastAsia="Calibri" w:hAnsi="Brill" w:cs="Times New Roman (Corps CS)"/>
+          <w:color w:val="FF0000"/>
+          <w:kern w:val="2"/>
+          <w:lang w:val="es-ES"/>
+          <w14:ligatures w14:val="standardContextual"/>
+        </w:rPr>
+        <w:t>. ¿Por qué razón nenbró ante el Espíritu qu’el Fijo?</w:t>
       </w:r>
     </w:p>
     <w:p>
       <w:pPr>
         <w:rPr>
-          <w:rFonts w:ascii="Garamond" w:eastAsia="Calibri" w:hAnsi="Garamond" w:cs="Times New Roman (Corps CS)"/>
+          <w:rFonts w:ascii="Brill" w:eastAsia="Calibri" w:hAnsi="Brill" w:cs="Times New Roman (Corps CS)"/>
           <w:color w:val="FF0000"/>
           <w:kern w:val="2"/>
           <w:lang w:val="es-ES"/>
@@ -453,58 +341,26 @@
       </w:pPr>
       <w:r>
         <w:rPr>
-          <w:rFonts w:ascii="Garamond" w:eastAsia="Calibri" w:hAnsi="Garamond" w:cs="Times New Roman (Corps CS)"/>
-          <w:kern w:val="2"/>
-          <w:lang w:val="es-ES"/>
-          <w14:ligatures w14:val="standardContextual"/>
-        </w:rPr>
-        <w:t xml:space="preserve">B: </w:t>
-      </w:r>
-      <w:r>
-        <w:rPr>
-          <w:rFonts w:ascii="Garamond" w:eastAsia="Calibri" w:hAnsi="Garamond" w:cs="Times New Roman (Corps CS)"/>
-          <w:kern w:val="2"/>
-          <w:lang w:val="es-ES"/>
-          <w14:ligatures w14:val="standardContextual"/>
-        </w:rPr>
-        <w:t>12rb</w:t>
-      </w:r>
-      <w:r>
-        <w:rPr>
-          <w:rFonts w:ascii="Garamond" w:eastAsia="Calibri" w:hAnsi="Garamond" w:cs="Times New Roman (Corps CS)"/>
-          <w:color w:val="FF0000"/>
-          <w:kern w:val="2"/>
-          <w:lang w:val="es-ES"/>
-          <w14:ligatures w14:val="standardContextual"/>
-        </w:rPr>
-        <w:t xml:space="preserve"> </w:t>
-      </w:r>
-      <w:proofErr w:type="spellStart"/>
-      <w:r>
-        <w:rPr>
-          <w:rFonts w:ascii="Garamond" w:eastAsia="Calibri" w:hAnsi="Garamond" w:cs="Times New Roman (Corps CS)"/>
-          <w:color w:val="FF0000"/>
-          <w:kern w:val="2"/>
-          <w:lang w:val="es-ES"/>
-          <w14:ligatures w14:val="standardContextual"/>
-        </w:rPr>
-        <w:t>Títolo</w:t>
-      </w:r>
-      <w:proofErr w:type="spellEnd"/>
-      <w:r>
-        <w:rPr>
-          <w:rFonts w:ascii="Garamond" w:eastAsia="Calibri" w:hAnsi="Garamond" w:cs="Times New Roman (Corps CS)"/>
-          <w:color w:val="FF0000"/>
-          <w:kern w:val="2"/>
-          <w:lang w:val="es-ES"/>
-          <w14:ligatures w14:val="standardContextual"/>
-        </w:rPr>
-        <w:t xml:space="preserve"> </w:t>
-      </w:r>
-      <w:proofErr w:type="spellStart"/>
-      <w:r>
-        <w:rPr>
-          <w:rFonts w:ascii="Garamond" w:eastAsia="Calibri" w:hAnsi="Garamond" w:cs="Times New Roman (Corps CS)"/>
+          <w:rFonts w:ascii="Brill" w:eastAsia="Calibri" w:hAnsi="Brill" w:cs="Times New Roman (Corps CS)"/>
+          <w:kern w:val="2"/>
+          <w:lang w:val="es-ES"/>
+          <w14:ligatures w14:val="standardContextual"/>
+        </w:rPr>
+        <w:t>B: 12rb</w:t>
+      </w:r>
+      <w:r>
+        <w:rPr>
+          <w:rFonts w:ascii="Brill" w:eastAsia="Calibri" w:hAnsi="Brill" w:cs="Times New Roman (Corps CS)"/>
+          <w:color w:val="FF0000"/>
+          <w:kern w:val="2"/>
+          <w:lang w:val="es-ES"/>
+          <w14:ligatures w14:val="standardContextual"/>
+        </w:rPr>
+        <w:t xml:space="preserve"> Títolo </w:t>
+      </w:r>
+      <w:r>
+        <w:rPr>
+          <w:rFonts w:ascii="Brill" w:eastAsia="Calibri" w:hAnsi="Brill" w:cs="Times New Roman (Corps CS)"/>
           <w:smallCaps/>
           <w:color w:val="FF0000"/>
           <w:kern w:val="2"/>
@@ -513,70 +369,27 @@
         </w:rPr>
         <w:t>vii</w:t>
       </w:r>
-      <w:proofErr w:type="spellEnd"/>
-      <w:r>
-        <w:rPr>
-          <w:rFonts w:ascii="Garamond" w:eastAsia="Calibri" w:hAnsi="Garamond" w:cs="Times New Roman (Corps CS)"/>
-          <w:color w:val="FF0000"/>
-          <w:kern w:val="2"/>
-          <w:lang w:val="es-ES"/>
-          <w14:ligatures w14:val="standardContextual"/>
-        </w:rPr>
-        <w:t>. ¿Por qué razón no</w:t>
-      </w:r>
-      <w:r>
-        <w:rPr>
-          <w:rFonts w:ascii="Garamond" w:eastAsia="Calibri" w:hAnsi="Garamond" w:cs="Times New Roman (Corps CS)"/>
-          <w:color w:val="FF0000"/>
-          <w:kern w:val="2"/>
-          <w:lang w:val="es-ES"/>
-          <w14:ligatures w14:val="standardContextual"/>
-        </w:rPr>
-        <w:t>m</w:t>
-      </w:r>
-      <w:r>
-        <w:rPr>
-          <w:rFonts w:ascii="Garamond" w:eastAsia="Calibri" w:hAnsi="Garamond" w:cs="Times New Roman (Corps CS)"/>
-          <w:color w:val="FF0000"/>
-          <w:kern w:val="2"/>
-          <w:lang w:val="es-ES"/>
-          <w14:ligatures w14:val="standardContextual"/>
-        </w:rPr>
-        <w:t xml:space="preserve">bró ante el Espírito </w:t>
-      </w:r>
-      <w:proofErr w:type="spellStart"/>
-      <w:r>
-        <w:rPr>
-          <w:rFonts w:ascii="Garamond" w:eastAsia="Calibri" w:hAnsi="Garamond" w:cs="Times New Roman (Corps CS)"/>
-          <w:color w:val="FF0000"/>
-          <w:kern w:val="2"/>
-          <w:lang w:val="es-ES"/>
-          <w14:ligatures w14:val="standardContextual"/>
-        </w:rPr>
-        <w:t>qu’el</w:t>
-      </w:r>
-      <w:proofErr w:type="spellEnd"/>
-      <w:r>
-        <w:rPr>
-          <w:rFonts w:ascii="Garamond" w:eastAsia="Calibri" w:hAnsi="Garamond" w:cs="Times New Roman (Corps CS)"/>
-          <w:color w:val="FF0000"/>
-          <w:kern w:val="2"/>
-          <w:lang w:val="es-ES"/>
-          <w14:ligatures w14:val="standardContextual"/>
-        </w:rPr>
-        <w:t xml:space="preserve"> Fijo?</w:t>
+      <w:r>
+        <w:rPr>
+          <w:rFonts w:ascii="Brill" w:eastAsia="Calibri" w:hAnsi="Brill" w:cs="Times New Roman (Corps CS)"/>
+          <w:color w:val="FF0000"/>
+          <w:kern w:val="2"/>
+          <w:lang w:val="es-ES"/>
+          <w14:ligatures w14:val="standardContextual"/>
+        </w:rPr>
+        <w:t>. ¿Por qué razón nombró ante el Espírito qu’el Fijo?</w:t>
       </w:r>
     </w:p>
     <w:p>
       <w:pPr>
         <w:rPr>
-          <w:rFonts w:ascii="Garamond" w:hAnsi="Garamond"/>
+          <w:rFonts w:ascii="Brill" w:hAnsi="Brill"/>
           <w:lang w:val="es-ES"/>
         </w:rPr>
       </w:pPr>
       <w:r>
         <w:rPr>
-          <w:rFonts w:ascii="Garamond" w:hAnsi="Garamond"/>
+          <w:rFonts w:ascii="Brill" w:hAnsi="Brill"/>
           <w:color w:val="000000" w:themeColor="text1"/>
           <w:lang w:val="es-ES"/>
         </w:rPr>
@@ -584,35 +397,21 @@
       </w:r>
       <w:r>
         <w:rPr>
-          <w:rFonts w:ascii="Garamond" w:hAnsi="Garamond"/>
+          <w:rFonts w:ascii="Brill" w:hAnsi="Brill"/>
           <w:color w:val="000000" w:themeColor="text1"/>
         </w:rPr>
         <w:t xml:space="preserve">1r </w:t>
       </w:r>
       <w:r>
         <w:rPr>
-          <w:rFonts w:ascii="Garamond" w:hAnsi="Garamond"/>
-          <w:color w:val="FF0000"/>
-        </w:rPr>
-        <w:t>Cap</w:t>
-      </w:r>
-      <w:r>
-        <w:rPr>
-          <w:rFonts w:ascii="Garamond" w:hAnsi="Garamond"/>
-          <w:color w:val="FF0000"/>
-        </w:rPr>
-        <w:t>í</w:t>
-      </w:r>
-      <w:r>
-        <w:rPr>
-          <w:rFonts w:ascii="Garamond" w:hAnsi="Garamond"/>
-          <w:color w:val="FF0000"/>
-        </w:rPr>
-        <w:t>tulo</w:t>
-      </w:r>
-      <w:r>
-        <w:rPr>
-          <w:rFonts w:ascii="Garamond" w:hAnsi="Garamond"/>
+          <w:rFonts w:ascii="Brill" w:hAnsi="Brill"/>
+          <w:color w:val="FF0000"/>
+        </w:rPr>
+        <w:t>Capítulo</w:t>
+      </w:r>
+      <w:r>
+        <w:rPr>
+          <w:rFonts w:ascii="Brill" w:hAnsi="Brill"/>
           <w:color w:val="FF0000"/>
           <w:lang w:val="es-ES"/>
         </w:rPr>
@@ -620,7 +419,7 @@
       </w:r>
       <w:r>
         <w:rPr>
-          <w:rFonts w:ascii="Garamond" w:hAnsi="Garamond"/>
+          <w:rFonts w:ascii="Brill" w:hAnsi="Brill"/>
           <w:smallCaps/>
           <w:color w:val="FF0000"/>
         </w:rPr>
@@ -628,7 +427,7 @@
       </w:r>
       <w:r>
         <w:rPr>
-          <w:rFonts w:ascii="Garamond" w:hAnsi="Garamond"/>
+          <w:rFonts w:ascii="Brill" w:hAnsi="Brill"/>
           <w:smallCaps/>
           <w:color w:val="FF0000"/>
           <w:lang w:val="es-ES"/>
@@ -637,14 +436,14 @@
       </w:r>
       <w:r>
         <w:rPr>
-          <w:rFonts w:ascii="Garamond" w:hAnsi="Garamond"/>
+          <w:rFonts w:ascii="Brill" w:hAnsi="Brill"/>
           <w:color w:val="FF0000"/>
         </w:rPr>
         <w:t xml:space="preserve"> </w:t>
       </w:r>
       <w:r>
         <w:rPr>
-          <w:rFonts w:ascii="Garamond" w:hAnsi="Garamond"/>
+          <w:rFonts w:ascii="Brill" w:hAnsi="Brill"/>
           <w:color w:val="FF0000"/>
           <w:lang w:val="es-ES"/>
         </w:rPr>
@@ -652,28 +451,28 @@
       </w:r>
       <w:r>
         <w:rPr>
-          <w:rFonts w:ascii="Garamond" w:hAnsi="Garamond"/>
+          <w:rFonts w:ascii="Brill" w:hAnsi="Brill"/>
           <w:color w:val="FF0000"/>
         </w:rPr>
         <w:t>or qu</w:t>
       </w:r>
       <w:r>
         <w:rPr>
-          <w:rFonts w:ascii="Garamond" w:hAnsi="Garamond"/>
+          <w:rFonts w:ascii="Brill" w:hAnsi="Brill"/>
           <w:color w:val="FF0000"/>
         </w:rPr>
         <w:t>é</w:t>
       </w:r>
       <w:r>
         <w:rPr>
-          <w:rFonts w:ascii="Garamond" w:hAnsi="Garamond"/>
+          <w:rFonts w:ascii="Brill" w:hAnsi="Brill"/>
           <w:color w:val="FF0000"/>
         </w:rPr>
         <w:t xml:space="preserve"> no</w:t>
       </w:r>
       <w:r>
         <w:rPr>
-          <w:rFonts w:ascii="Garamond" w:hAnsi="Garamond"/>
+          <w:rFonts w:ascii="Brill" w:hAnsi="Brill"/>
           <w:color w:val="FF0000"/>
           <w:lang w:val="es-ES"/>
         </w:rPr>
@@ -681,14 +480,14 @@
       </w:r>
       <w:r>
         <w:rPr>
-          <w:rFonts w:ascii="Garamond" w:hAnsi="Garamond"/>
+          <w:rFonts w:ascii="Brill" w:hAnsi="Brill"/>
           <w:color w:val="FF0000"/>
         </w:rPr>
         <w:t xml:space="preserve">bro ante el </w:t>
       </w:r>
       <w:r>
         <w:rPr>
-          <w:rFonts w:ascii="Garamond" w:hAnsi="Garamond"/>
+          <w:rFonts w:ascii="Brill" w:hAnsi="Brill"/>
           <w:color w:val="FF0000"/>
           <w:lang w:val="es-ES"/>
         </w:rPr>
@@ -696,14 +495,14 @@
       </w:r>
       <w:r>
         <w:rPr>
-          <w:rFonts w:ascii="Garamond" w:hAnsi="Garamond"/>
+          <w:rFonts w:ascii="Brill" w:hAnsi="Brill"/>
           <w:color w:val="FF0000"/>
         </w:rPr>
         <w:t xml:space="preserve">spritu </w:t>
       </w:r>
       <w:r>
         <w:rPr>
-          <w:rFonts w:ascii="Garamond" w:hAnsi="Garamond"/>
+          <w:rFonts w:ascii="Brill" w:hAnsi="Brill"/>
           <w:color w:val="FF0000"/>
           <w:lang w:val="es-ES"/>
         </w:rPr>
@@ -711,14 +510,14 @@
       </w:r>
       <w:r>
         <w:rPr>
-          <w:rFonts w:ascii="Garamond" w:hAnsi="Garamond"/>
+          <w:rFonts w:ascii="Brill" w:hAnsi="Brill"/>
           <w:color w:val="FF0000"/>
         </w:rPr>
         <w:t xml:space="preserve">anto que el </w:t>
       </w:r>
       <w:r>
         <w:rPr>
-          <w:rFonts w:ascii="Garamond" w:hAnsi="Garamond"/>
+          <w:rFonts w:ascii="Brill" w:hAnsi="Brill"/>
           <w:color w:val="FF0000"/>
           <w:lang w:val="es-ES"/>
         </w:rPr>
@@ -726,14 +525,14 @@
       </w:r>
       <w:r>
         <w:rPr>
-          <w:rFonts w:ascii="Garamond" w:hAnsi="Garamond"/>
+          <w:rFonts w:ascii="Brill" w:hAnsi="Brill"/>
           <w:color w:val="FF0000"/>
         </w:rPr>
         <w:t>ijo</w:t>
       </w:r>
       <w:r>
         <w:rPr>
-          <w:rFonts w:ascii="Garamond" w:hAnsi="Garamond"/>
+          <w:rFonts w:ascii="Brill" w:hAnsi="Brill"/>
           <w:color w:val="FF0000"/>
           <w:lang w:val="es-ES"/>
         </w:rPr>
@@ -743,12 +542,12 @@
     <w:p>
       <w:pPr>
         <w:rPr>
-          <w:rFonts w:ascii="Garamond" w:hAnsi="Garamond"/>
+          <w:rFonts w:ascii="Brill" w:hAnsi="Brill"/>
         </w:rPr>
       </w:pPr>
       <w:r>
         <w:rPr>
-          <w:rFonts w:ascii="Garamond" w:hAnsi="Garamond"/>
+          <w:rFonts w:ascii="Brill" w:hAnsi="Brill"/>
           <w:color w:val="000000" w:themeColor="text1"/>
           <w:lang w:val="es-ES"/>
         </w:rPr>
@@ -756,35 +555,21 @@
       </w:r>
       <w:r>
         <w:rPr>
-          <w:rFonts w:ascii="Garamond" w:hAnsi="Garamond"/>
+          <w:rFonts w:ascii="Brill" w:hAnsi="Brill"/>
           <w:color w:val="000000" w:themeColor="text1"/>
         </w:rPr>
         <w:t xml:space="preserve">26v </w:t>
       </w:r>
       <w:r>
         <w:rPr>
-          <w:rFonts w:ascii="Garamond" w:hAnsi="Garamond"/>
-          <w:color w:val="FF0000"/>
-        </w:rPr>
-        <w:t>Cap</w:t>
-      </w:r>
-      <w:r>
-        <w:rPr>
-          <w:rFonts w:ascii="Garamond" w:hAnsi="Garamond"/>
-          <w:color w:val="FF0000"/>
-        </w:rPr>
-        <w:t>í</w:t>
-      </w:r>
-      <w:r>
-        <w:rPr>
-          <w:rFonts w:ascii="Garamond" w:hAnsi="Garamond"/>
-          <w:color w:val="FF0000"/>
-        </w:rPr>
-        <w:t>tulo</w:t>
-      </w:r>
-      <w:r>
-        <w:rPr>
-          <w:rFonts w:ascii="Garamond" w:hAnsi="Garamond"/>
+          <w:rFonts w:ascii="Brill" w:hAnsi="Brill"/>
+          <w:color w:val="FF0000"/>
+        </w:rPr>
+        <w:t>Capítulo</w:t>
+      </w:r>
+      <w:r>
+        <w:rPr>
+          <w:rFonts w:ascii="Brill" w:hAnsi="Brill"/>
           <w:color w:val="FF0000"/>
           <w:lang w:val="es-ES"/>
         </w:rPr>
@@ -792,7 +577,7 @@
       </w:r>
       <w:r>
         <w:rPr>
-          <w:rFonts w:ascii="Garamond" w:hAnsi="Garamond"/>
+          <w:rFonts w:ascii="Brill" w:hAnsi="Brill"/>
           <w:smallCaps/>
           <w:color w:val="FF0000"/>
         </w:rPr>
@@ -800,7 +585,7 @@
       </w:r>
       <w:r>
         <w:rPr>
-          <w:rFonts w:ascii="Garamond" w:hAnsi="Garamond"/>
+          <w:rFonts w:ascii="Brill" w:hAnsi="Brill"/>
           <w:smallCaps/>
           <w:color w:val="FF0000"/>
           <w:lang w:val="es-ES"/>
@@ -809,14 +594,14 @@
       </w:r>
       <w:r>
         <w:rPr>
-          <w:rFonts w:ascii="Garamond" w:hAnsi="Garamond"/>
+          <w:rFonts w:ascii="Brill" w:hAnsi="Brill"/>
           <w:color w:val="FF0000"/>
         </w:rPr>
         <w:t xml:space="preserve"> </w:t>
       </w:r>
       <w:r>
         <w:rPr>
-          <w:rFonts w:ascii="Garamond" w:hAnsi="Garamond"/>
+          <w:rFonts w:ascii="Brill" w:hAnsi="Brill"/>
           <w:color w:val="FF0000"/>
           <w:lang w:val="es-ES"/>
         </w:rPr>
@@ -824,28 +609,14 @@
       </w:r>
       <w:r>
         <w:rPr>
-          <w:rFonts w:ascii="Garamond" w:hAnsi="Garamond"/>
-          <w:color w:val="FF0000"/>
-        </w:rPr>
-        <w:t>or qu</w:t>
-      </w:r>
-      <w:r>
-        <w:rPr>
-          <w:rFonts w:ascii="Garamond" w:hAnsi="Garamond"/>
-          <w:color w:val="FF0000"/>
-        </w:rPr>
-        <w:t>é</w:t>
-      </w:r>
-      <w:r>
-        <w:rPr>
-          <w:rFonts w:ascii="Garamond" w:hAnsi="Garamond"/>
-          <w:color w:val="FF0000"/>
-        </w:rPr>
-        <w:t xml:space="preserve"> no</w:t>
-      </w:r>
-      <w:r>
-        <w:rPr>
-          <w:rFonts w:ascii="Garamond" w:hAnsi="Garamond"/>
+          <w:rFonts w:ascii="Brill" w:hAnsi="Brill"/>
+          <w:color w:val="FF0000"/>
+        </w:rPr>
+        <w:t>or qué no</w:t>
+      </w:r>
+      <w:r>
+        <w:rPr>
+          <w:rFonts w:ascii="Brill" w:hAnsi="Brill"/>
           <w:color w:val="FF0000"/>
           <w:lang w:val="es-ES"/>
         </w:rPr>
@@ -853,14 +624,14 @@
       </w:r>
       <w:r>
         <w:rPr>
-          <w:rFonts w:ascii="Garamond" w:hAnsi="Garamond"/>
+          <w:rFonts w:ascii="Brill" w:hAnsi="Brill"/>
           <w:color w:val="FF0000"/>
         </w:rPr>
         <w:t xml:space="preserve">bro ante el </w:t>
       </w:r>
       <w:r>
         <w:rPr>
-          <w:rFonts w:ascii="Garamond" w:hAnsi="Garamond"/>
+          <w:rFonts w:ascii="Brill" w:hAnsi="Brill"/>
           <w:color w:val="FF0000"/>
           <w:lang w:val="es-ES"/>
         </w:rPr>
@@ -868,14 +639,14 @@
       </w:r>
       <w:r>
         <w:rPr>
-          <w:rFonts w:ascii="Garamond" w:hAnsi="Garamond"/>
+          <w:rFonts w:ascii="Brill" w:hAnsi="Brill"/>
           <w:color w:val="FF0000"/>
         </w:rPr>
         <w:t xml:space="preserve">spritu </w:t>
       </w:r>
       <w:r>
         <w:rPr>
-          <w:rFonts w:ascii="Garamond" w:hAnsi="Garamond"/>
+          <w:rFonts w:ascii="Brill" w:hAnsi="Brill"/>
           <w:color w:val="FF0000"/>
           <w:lang w:val="es-ES"/>
         </w:rPr>
@@ -883,14 +654,14 @@
       </w:r>
       <w:r>
         <w:rPr>
-          <w:rFonts w:ascii="Garamond" w:hAnsi="Garamond"/>
+          <w:rFonts w:ascii="Brill" w:hAnsi="Brill"/>
           <w:color w:val="FF0000"/>
         </w:rPr>
         <w:t xml:space="preserve">anto que el </w:t>
       </w:r>
       <w:r>
         <w:rPr>
-          <w:rFonts w:ascii="Garamond" w:hAnsi="Garamond"/>
+          <w:rFonts w:ascii="Brill" w:hAnsi="Brill"/>
           <w:color w:val="FF0000"/>
           <w:lang w:val="es-ES"/>
         </w:rPr>
@@ -898,14 +669,14 @@
       </w:r>
       <w:r>
         <w:rPr>
-          <w:rFonts w:ascii="Garamond" w:hAnsi="Garamond"/>
+          <w:rFonts w:ascii="Brill" w:hAnsi="Brill"/>
           <w:color w:val="FF0000"/>
         </w:rPr>
         <w:t>ijo</w:t>
       </w:r>
       <w:r>
         <w:rPr>
-          <w:rFonts w:ascii="Garamond" w:hAnsi="Garamond"/>
+          <w:rFonts w:ascii="Brill" w:hAnsi="Brill"/>
           <w:color w:val="FF0000"/>
           <w:lang w:val="es-ES"/>
         </w:rPr>
@@ -915,138 +686,124 @@
     <w:p>
       <w:pPr>
         <w:rPr>
-          <w:rFonts w:ascii="Garamond" w:hAnsi="Garamond"/>
+          <w:rFonts w:ascii="Brill" w:hAnsi="Brill"/>
           <w:color w:val="FF0000"/>
         </w:rPr>
       </w:pPr>
       <w:r>
         <w:rPr>
-          <w:rFonts w:ascii="Garamond" w:hAnsi="Garamond"/>
+          <w:rFonts w:ascii="Brill" w:hAnsi="Brill"/>
           <w:color w:val="000000" w:themeColor="text1"/>
         </w:rPr>
         <w:t xml:space="preserve">E: 62va </w:t>
       </w:r>
       <w:r>
         <w:rPr>
-          <w:rFonts w:ascii="Garamond" w:hAnsi="Garamond"/>
-          <w:color w:val="FF0000"/>
-        </w:rPr>
-        <w:t>Cap</w:t>
-      </w:r>
-      <w:r>
-        <w:rPr>
-          <w:rFonts w:ascii="Garamond" w:hAnsi="Garamond"/>
+          <w:rFonts w:ascii="Brill" w:hAnsi="Brill"/>
+          <w:color w:val="FF0000"/>
+        </w:rPr>
+        <w:t xml:space="preserve">Capítulo </w:t>
+      </w:r>
+      <w:r>
+        <w:rPr>
+          <w:rFonts w:ascii="Brill" w:hAnsi="Brill"/>
+          <w:smallCaps/>
+          <w:color w:val="FF0000"/>
+        </w:rPr>
+        <w:t>xxiii</w:t>
+      </w:r>
+      <w:r>
+        <w:rPr>
+          <w:rFonts w:ascii="Brill" w:hAnsi="Brill"/>
+          <w:smallCaps/>
+          <w:color w:val="FF0000"/>
+          <w:lang w:val="es-ES"/>
+        </w:rPr>
+        <w:t>.</w:t>
+      </w:r>
+      <w:r>
+        <w:rPr>
+          <w:rFonts w:ascii="Brill" w:hAnsi="Brill"/>
+          <w:color w:val="FF0000"/>
+        </w:rPr>
+        <w:t xml:space="preserve"> </w:t>
+      </w:r>
+      <w:r>
+        <w:rPr>
+          <w:rFonts w:ascii="Brill" w:hAnsi="Brill"/>
+          <w:color w:val="FF0000"/>
+          <w:lang w:val="es-ES"/>
+        </w:rPr>
+        <w:t>D</w:t>
+      </w:r>
+      <w:r>
+        <w:rPr>
+          <w:rFonts w:ascii="Brill" w:hAnsi="Brill"/>
+          <w:color w:val="FF0000"/>
+        </w:rPr>
+        <w:t>emanda por qu</w:t>
+      </w:r>
+      <w:r>
+        <w:rPr>
+          <w:rFonts w:ascii="Brill" w:hAnsi="Brill"/>
+          <w:color w:val="FF0000"/>
+        </w:rPr>
+        <w:t>é</w:t>
+      </w:r>
+      <w:r>
+        <w:rPr>
+          <w:rFonts w:ascii="Brill" w:hAnsi="Brill"/>
+          <w:color w:val="FF0000"/>
+        </w:rPr>
+        <w:t xml:space="preserve"> non cuentan en la </w:t>
+      </w:r>
+      <w:r>
+        <w:rPr>
+          <w:rFonts w:ascii="Brill" w:hAnsi="Brill"/>
+          <w:color w:val="FF0000"/>
+          <w:lang w:val="es-ES"/>
+        </w:rPr>
+        <w:t>c</w:t>
+      </w:r>
+      <w:r>
+        <w:rPr>
+          <w:rFonts w:ascii="Brill" w:hAnsi="Brill"/>
+          <w:color w:val="FF0000"/>
+        </w:rPr>
+        <w:t xml:space="preserve">uenta del tres antes al </w:t>
+      </w:r>
+      <w:r>
+        <w:rPr>
+          <w:rFonts w:ascii="Brill" w:hAnsi="Brill"/>
+          <w:color w:val="FF0000"/>
+          <w:lang w:val="es-ES"/>
+        </w:rPr>
+        <w:t>E</w:t>
+      </w:r>
+      <w:r>
+        <w:rPr>
+          <w:rFonts w:ascii="Brill" w:hAnsi="Brill"/>
+          <w:color w:val="FF0000"/>
+        </w:rPr>
+        <w:t>sp</w:t>
+      </w:r>
+      <w:r>
+        <w:rPr>
+          <w:rFonts w:ascii="Brill" w:hAnsi="Brill"/>
           <w:color w:val="FF0000"/>
         </w:rPr>
         <w:t>í</w:t>
       </w:r>
       <w:r>
         <w:rPr>
-          <w:rFonts w:ascii="Garamond" w:hAnsi="Garamond"/>
-          <w:color w:val="FF0000"/>
-        </w:rPr>
-        <w:t xml:space="preserve">tulo </w:t>
-      </w:r>
-      <w:r>
-        <w:rPr>
-          <w:rFonts w:ascii="Garamond" w:hAnsi="Garamond"/>
-          <w:smallCaps/>
-          <w:color w:val="FF0000"/>
-        </w:rPr>
-        <w:t>xxiii</w:t>
-      </w:r>
-      <w:r>
-        <w:rPr>
-          <w:rFonts w:ascii="Garamond" w:hAnsi="Garamond"/>
-          <w:smallCaps/>
-          <w:color w:val="FF0000"/>
-          <w:lang w:val="es-ES"/>
-        </w:rPr>
-        <w:t>.</w:t>
-      </w:r>
-      <w:r>
-        <w:rPr>
-          <w:rFonts w:ascii="Garamond" w:hAnsi="Garamond"/>
-          <w:color w:val="FF0000"/>
-        </w:rPr>
-        <w:t xml:space="preserve"> </w:t>
-      </w:r>
-      <w:r>
-        <w:rPr>
-          <w:rFonts w:ascii="Garamond" w:hAnsi="Garamond"/>
-          <w:color w:val="FF0000"/>
-          <w:lang w:val="es-ES"/>
-        </w:rPr>
-        <w:t>D</w:t>
-      </w:r>
-      <w:r>
-        <w:rPr>
-          <w:rFonts w:ascii="Garamond" w:hAnsi="Garamond"/>
-          <w:color w:val="FF0000"/>
-        </w:rPr>
-        <w:t>emanda por qu</w:t>
-      </w:r>
-      <w:r>
-        <w:rPr>
-          <w:rFonts w:ascii="Garamond" w:hAnsi="Garamond"/>
-          <w:color w:val="FF0000"/>
-        </w:rPr>
-        <w:t>é</w:t>
-      </w:r>
-      <w:r>
-        <w:rPr>
-          <w:rFonts w:ascii="Garamond" w:hAnsi="Garamond"/>
-          <w:color w:val="FF0000"/>
-        </w:rPr>
-        <w:t xml:space="preserve"> non cuentan en la </w:t>
-      </w:r>
-      <w:r>
-        <w:rPr>
-          <w:rFonts w:ascii="Garamond" w:hAnsi="Garamond"/>
-          <w:color w:val="FF0000"/>
-          <w:lang w:val="es-ES"/>
-        </w:rPr>
-        <w:t>c</w:t>
-      </w:r>
-      <w:r>
-        <w:rPr>
-          <w:rFonts w:ascii="Garamond" w:hAnsi="Garamond"/>
-          <w:color w:val="FF0000"/>
-        </w:rPr>
-        <w:t xml:space="preserve">uenta del tres antes al </w:t>
-      </w:r>
-      <w:r>
-        <w:rPr>
-          <w:rFonts w:ascii="Garamond" w:hAnsi="Garamond"/>
-          <w:color w:val="FF0000"/>
-          <w:lang w:val="es-ES"/>
-        </w:rPr>
-        <w:t>E</w:t>
-      </w:r>
-      <w:r>
-        <w:rPr>
-          <w:rFonts w:ascii="Garamond" w:hAnsi="Garamond"/>
-          <w:color w:val="FF0000"/>
-        </w:rPr>
-        <w:t>sp</w:t>
-      </w:r>
-      <w:r>
-        <w:rPr>
-          <w:rFonts w:ascii="Garamond" w:hAnsi="Garamond"/>
-          <w:color w:val="FF0000"/>
-        </w:rPr>
-        <w:t>í</w:t>
-      </w:r>
-      <w:r>
-        <w:rPr>
-          <w:rFonts w:ascii="Garamond" w:hAnsi="Garamond"/>
+          <w:rFonts w:ascii="Brill" w:hAnsi="Brill"/>
           <w:color w:val="FF0000"/>
         </w:rPr>
         <w:t xml:space="preserve">ritu </w:t>
       </w:r>
       <w:r>
         <w:rPr>
-          <w:rFonts w:ascii="Garamond" w:hAnsi="Garamond"/>
+          <w:rFonts w:ascii="Brill" w:hAnsi="Brill"/>
           <w:color w:val="FF0000"/>
           <w:lang w:val="es-ES"/>
         </w:rPr>
@@ -1054,14 +811,14 @@
       </w:r>
       <w:r>
         <w:rPr>
-          <w:rFonts w:ascii="Garamond" w:hAnsi="Garamond"/>
+          <w:rFonts w:ascii="Brill" w:hAnsi="Brill"/>
           <w:color w:val="FF0000"/>
         </w:rPr>
         <w:t xml:space="preserve">anto que el </w:t>
       </w:r>
       <w:r>
         <w:rPr>
-          <w:rFonts w:ascii="Garamond" w:hAnsi="Garamond"/>
+          <w:rFonts w:ascii="Brill" w:hAnsi="Brill"/>
           <w:color w:val="FF0000"/>
           <w:lang w:val="es-ES"/>
         </w:rPr>
@@ -1069,7 +826,7 @@
       </w:r>
       <w:r>
         <w:rPr>
-          <w:rFonts w:ascii="Garamond" w:hAnsi="Garamond"/>
+          <w:rFonts w:ascii="Brill" w:hAnsi="Brill"/>
           <w:color w:val="FF0000"/>
         </w:rPr>
         <w:t>ijo</w:t>
@@ -1078,41 +835,27 @@
     <w:p>
       <w:pPr>
         <w:rPr>
-          <w:rFonts w:ascii="Garamond" w:hAnsi="Garamond"/>
+          <w:rFonts w:ascii="Brill" w:hAnsi="Brill"/>
           <w:color w:val="FF0000"/>
         </w:rPr>
       </w:pPr>
       <w:r>
         <w:rPr>
-          <w:rFonts w:ascii="Garamond" w:hAnsi="Garamond"/>
+          <w:rFonts w:ascii="Brill" w:hAnsi="Brill"/>
           <w:color w:val="000000" w:themeColor="text1"/>
         </w:rPr>
         <w:t xml:space="preserve">E: 79v </w:t>
       </w:r>
       <w:r>
         <w:rPr>
-          <w:rFonts w:ascii="Garamond" w:hAnsi="Garamond"/>
-          <w:color w:val="FF0000"/>
-        </w:rPr>
-        <w:t>Cap</w:t>
-      </w:r>
-      <w:r>
-        <w:rPr>
-          <w:rFonts w:ascii="Garamond" w:hAnsi="Garamond"/>
-          <w:color w:val="FF0000"/>
-        </w:rPr>
-        <w:t>í</w:t>
-      </w:r>
-      <w:r>
-        <w:rPr>
-          <w:rFonts w:ascii="Garamond" w:hAnsi="Garamond"/>
-          <w:color w:val="FF0000"/>
-        </w:rPr>
-        <w:t xml:space="preserve">tulo </w:t>
-      </w:r>
-      <w:r>
-        <w:rPr>
-          <w:rFonts w:ascii="Garamond" w:hAnsi="Garamond"/>
+          <w:rFonts w:ascii="Brill" w:hAnsi="Brill"/>
+          <w:color w:val="FF0000"/>
+        </w:rPr>
+        <w:t xml:space="preserve">Capítulo </w:t>
+      </w:r>
+      <w:r>
+        <w:rPr>
+          <w:rFonts w:ascii="Brill" w:hAnsi="Brill"/>
           <w:smallCaps/>
           <w:color w:val="FF0000"/>
         </w:rPr>
@@ -1120,7 +863,7 @@
       </w:r>
       <w:r>
         <w:rPr>
-          <w:rFonts w:ascii="Garamond" w:hAnsi="Garamond"/>
+          <w:rFonts w:ascii="Brill" w:hAnsi="Brill"/>
           <w:smallCaps/>
           <w:color w:val="FF0000"/>
           <w:lang w:val="es-ES"/>
@@ -1129,14 +872,14 @@
       </w:r>
       <w:r>
         <w:rPr>
-          <w:rFonts w:ascii="Garamond" w:hAnsi="Garamond"/>
+          <w:rFonts w:ascii="Brill" w:hAnsi="Brill"/>
           <w:color w:val="FF0000"/>
         </w:rPr>
         <w:t xml:space="preserve"> </w:t>
       </w:r>
       <w:r>
         <w:rPr>
-          <w:rFonts w:ascii="Garamond" w:hAnsi="Garamond"/>
+          <w:rFonts w:ascii="Brill" w:hAnsi="Brill"/>
           <w:color w:val="FF0000"/>
           <w:lang w:val="es-ES"/>
         </w:rPr>
@@ -1144,28 +887,14 @@
       </w:r>
       <w:r>
         <w:rPr>
-          <w:rFonts w:ascii="Garamond" w:hAnsi="Garamond"/>
-          <w:color w:val="FF0000"/>
-        </w:rPr>
-        <w:t>emanda por qu</w:t>
-      </w:r>
-      <w:r>
-        <w:rPr>
-          <w:rFonts w:ascii="Garamond" w:hAnsi="Garamond"/>
-          <w:color w:val="FF0000"/>
-        </w:rPr>
-        <w:t>é</w:t>
-      </w:r>
-      <w:r>
-        <w:rPr>
-          <w:rFonts w:ascii="Garamond" w:hAnsi="Garamond"/>
-          <w:color w:val="FF0000"/>
-        </w:rPr>
-        <w:t xml:space="preserve"> non cuenta en la </w:t>
-      </w:r>
-      <w:r>
-        <w:rPr>
-          <w:rFonts w:ascii="Garamond" w:hAnsi="Garamond"/>
+          <w:rFonts w:ascii="Brill" w:hAnsi="Brill"/>
+          <w:color w:val="FF0000"/>
+        </w:rPr>
+        <w:t xml:space="preserve">emanda por qué non cuenta en la </w:t>
+      </w:r>
+      <w:r>
+        <w:rPr>
+          <w:rFonts w:ascii="Brill" w:hAnsi="Brill"/>
           <w:color w:val="FF0000"/>
           <w:lang w:val="es-ES"/>
         </w:rPr>
@@ -1173,14 +902,14 @@
       </w:r>
       <w:r>
         <w:rPr>
-          <w:rFonts w:ascii="Garamond" w:hAnsi="Garamond"/>
+          <w:rFonts w:ascii="Brill" w:hAnsi="Brill"/>
           <w:color w:val="FF0000"/>
         </w:rPr>
         <w:t xml:space="preserve">uenta de tres ante al </w:t>
       </w:r>
       <w:r>
         <w:rPr>
-          <w:rFonts w:ascii="Garamond" w:hAnsi="Garamond"/>
+          <w:rFonts w:ascii="Brill" w:hAnsi="Brill"/>
           <w:color w:val="FF0000"/>
           <w:lang w:val="es-ES"/>
         </w:rPr>
@@ -1188,28 +917,14 @@
       </w:r>
       <w:r>
         <w:rPr>
-          <w:rFonts w:ascii="Garamond" w:hAnsi="Garamond"/>
-          <w:color w:val="FF0000"/>
-        </w:rPr>
-        <w:t>sp</w:t>
-      </w:r>
-      <w:r>
-        <w:rPr>
-          <w:rFonts w:ascii="Garamond" w:hAnsi="Garamond"/>
-          <w:color w:val="FF0000"/>
-        </w:rPr>
-        <w:t>í</w:t>
-      </w:r>
-      <w:r>
-        <w:rPr>
-          <w:rFonts w:ascii="Garamond" w:hAnsi="Garamond"/>
-          <w:color w:val="FF0000"/>
-        </w:rPr>
-        <w:t xml:space="preserve">ritu </w:t>
-      </w:r>
-      <w:r>
-        <w:rPr>
-          <w:rFonts w:ascii="Garamond" w:hAnsi="Garamond"/>
+          <w:rFonts w:ascii="Brill" w:hAnsi="Brill"/>
+          <w:color w:val="FF0000"/>
+        </w:rPr>
+        <w:t xml:space="preserve">spíritu </w:t>
+      </w:r>
+      <w:r>
+        <w:rPr>
+          <w:rFonts w:ascii="Brill" w:hAnsi="Brill"/>
           <w:color w:val="FF0000"/>
           <w:lang w:val="es-ES"/>
         </w:rPr>
@@ -1217,14 +932,14 @@
       </w:r>
       <w:r>
         <w:rPr>
-          <w:rFonts w:ascii="Garamond" w:hAnsi="Garamond"/>
+          <w:rFonts w:ascii="Brill" w:hAnsi="Brill"/>
           <w:color w:val="FF0000"/>
         </w:rPr>
         <w:t xml:space="preserve">anto que el </w:t>
       </w:r>
       <w:r>
         <w:rPr>
-          <w:rFonts w:ascii="Garamond" w:hAnsi="Garamond"/>
+          <w:rFonts w:ascii="Brill" w:hAnsi="Brill"/>
           <w:color w:val="FF0000"/>
           <w:lang w:val="es-ES"/>
         </w:rPr>
@@ -1232,7 +947,7 @@
       </w:r>
       <w:r>
         <w:rPr>
-          <w:rFonts w:ascii="Garamond" w:hAnsi="Garamond"/>
+          <w:rFonts w:ascii="Brill" w:hAnsi="Brill"/>
           <w:color w:val="FF0000"/>
         </w:rPr>
         <w:t>ijo</w:t>
@@ -1241,12 +956,12 @@
     <w:p>
       <w:pPr>
         <w:rPr>
-          <w:rFonts w:ascii="Garamond" w:hAnsi="Garamond"/>
+          <w:rFonts w:ascii="Brill" w:hAnsi="Brill"/>
         </w:rPr>
       </w:pPr>
       <w:r>
         <w:rPr>
-          <w:rFonts w:ascii="Garamond" w:hAnsi="Garamond"/>
+          <w:rFonts w:ascii="Brill" w:hAnsi="Brill"/>
           <w:color w:val="000000" w:themeColor="text1"/>
           <w:lang w:val="es-ES"/>
         </w:rPr>
@@ -1254,14 +969,14 @@
       </w:r>
       <w:r>
         <w:rPr>
-          <w:rFonts w:ascii="Garamond" w:hAnsi="Garamond"/>
+          <w:rFonts w:ascii="Brill" w:hAnsi="Brill"/>
           <w:color w:val="000000" w:themeColor="text1"/>
         </w:rPr>
         <w:t>66r</w:t>
       </w:r>
       <w:r>
         <w:rPr>
-          <w:rFonts w:ascii="Garamond" w:hAnsi="Garamond"/>
+          <w:rFonts w:ascii="Brill" w:hAnsi="Brill"/>
           <w:color w:val="000000" w:themeColor="text1"/>
           <w:lang w:val="es-ES"/>
         </w:rPr>
@@ -1269,7 +984,7 @@
       </w:r>
       <w:r>
         <w:rPr>
-          <w:rFonts w:ascii="Garamond" w:hAnsi="Garamond"/>
+          <w:rFonts w:ascii="Brill" w:hAnsi="Brill"/>
           <w:color w:val="FF0000"/>
         </w:rPr>
         <w:t>Pregunta que fizo el diciplo al maestro del cuento de tres</w:t>
@@ -1278,14 +993,14 @@
     <w:p>
       <w:pPr>
         <w:rPr>
-          <w:rFonts w:ascii="Garamond" w:hAnsi="Garamond"/>
+          <w:rFonts w:ascii="Brill" w:hAnsi="Brill"/>
           <w:color w:val="FF0000"/>
           <w:lang w:val="es-ES"/>
         </w:rPr>
       </w:pPr>
       <w:r>
         <w:rPr>
-          <w:rFonts w:ascii="Garamond" w:hAnsi="Garamond"/>
+          <w:rFonts w:ascii="Brill" w:hAnsi="Brill"/>
           <w:color w:val="000000" w:themeColor="text1"/>
           <w:lang w:val="es-ES"/>
         </w:rPr>
@@ -1293,35 +1008,35 @@
       </w:r>
       <w:r>
         <w:rPr>
-          <w:rFonts w:ascii="Garamond" w:hAnsi="Garamond"/>
+          <w:rFonts w:ascii="Brill" w:hAnsi="Brill"/>
           <w:color w:val="000000" w:themeColor="text1"/>
         </w:rPr>
         <w:t xml:space="preserve">15v </w:t>
       </w:r>
       <w:r>
         <w:rPr>
-          <w:rFonts w:ascii="Garamond" w:hAnsi="Garamond"/>
+          <w:rFonts w:ascii="Brill" w:hAnsi="Brill"/>
           <w:color w:val="FF0000"/>
         </w:rPr>
         <w:t>Cap</w:t>
       </w:r>
       <w:r>
         <w:rPr>
-          <w:rFonts w:ascii="Garamond" w:hAnsi="Garamond"/>
+          <w:rFonts w:ascii="Brill" w:hAnsi="Brill"/>
           <w:color w:val="FF0000"/>
         </w:rPr>
         <w:t>í</w:t>
       </w:r>
       <w:r>
         <w:rPr>
-          <w:rFonts w:ascii="Garamond" w:hAnsi="Garamond"/>
+          <w:rFonts w:ascii="Brill" w:hAnsi="Brill"/>
           <w:color w:val="FF0000"/>
         </w:rPr>
         <w:t xml:space="preserve">tulo </w:t>
       </w:r>
       <w:r>
         <w:rPr>
-          <w:rFonts w:ascii="Garamond" w:hAnsi="Garamond"/>
+          <w:rFonts w:ascii="Brill" w:hAnsi="Brill"/>
           <w:smallCaps/>
           <w:color w:val="FF0000"/>
         </w:rPr>
@@ -1329,7 +1044,7 @@
       </w:r>
       <w:r>
         <w:rPr>
-          <w:rFonts w:ascii="Garamond" w:hAnsi="Garamond"/>
+          <w:rFonts w:ascii="Brill" w:hAnsi="Brill"/>
           <w:color w:val="FF0000"/>
           <w:vertAlign w:val="superscript"/>
         </w:rPr>
@@ -1337,7 +1052,7 @@
       </w:r>
       <w:r>
         <w:rPr>
-          <w:rFonts w:ascii="Garamond" w:hAnsi="Garamond"/>
+          <w:rFonts w:ascii="Brill" w:hAnsi="Brill"/>
           <w:color w:val="FF0000"/>
           <w:lang w:val="es-ES"/>
         </w:rPr>
@@ -1345,14 +1060,14 @@
       </w:r>
       <w:r>
         <w:rPr>
-          <w:rFonts w:ascii="Garamond" w:hAnsi="Garamond"/>
+          <w:rFonts w:ascii="Brill" w:hAnsi="Brill"/>
           <w:color w:val="FF0000"/>
         </w:rPr>
         <w:t xml:space="preserve"> </w:t>
       </w:r>
       <w:r>
         <w:rPr>
-          <w:rFonts w:ascii="Garamond" w:hAnsi="Garamond"/>
+          <w:rFonts w:ascii="Brill" w:hAnsi="Brill"/>
           <w:color w:val="FF0000"/>
           <w:lang w:val="es-ES"/>
         </w:rPr>
@@ -1360,28 +1075,28 @@
       </w:r>
       <w:r>
         <w:rPr>
-          <w:rFonts w:ascii="Garamond" w:hAnsi="Garamond"/>
+          <w:rFonts w:ascii="Brill" w:hAnsi="Brill"/>
           <w:color w:val="FF0000"/>
         </w:rPr>
         <w:t xml:space="preserve"> raz</w:t>
       </w:r>
       <w:r>
         <w:rPr>
-          <w:rFonts w:ascii="Garamond" w:hAnsi="Garamond"/>
+          <w:rFonts w:ascii="Brill" w:hAnsi="Brill"/>
           <w:color w:val="FF0000"/>
         </w:rPr>
         <w:t>ó</w:t>
       </w:r>
       <w:r>
         <w:rPr>
-          <w:rFonts w:ascii="Garamond" w:hAnsi="Garamond"/>
+          <w:rFonts w:ascii="Brill" w:hAnsi="Brill"/>
           <w:color w:val="FF0000"/>
         </w:rPr>
         <w:t>n no</w:t>
       </w:r>
       <w:r>
         <w:rPr>
-          <w:rFonts w:ascii="Garamond" w:hAnsi="Garamond"/>
+          <w:rFonts w:ascii="Brill" w:hAnsi="Brill"/>
           <w:color w:val="FF0000"/>
           <w:lang w:val="es-ES"/>
         </w:rPr>
@@ -1389,28 +1104,28 @@
       </w:r>
       <w:r>
         <w:rPr>
-          <w:rFonts w:ascii="Garamond" w:hAnsi="Garamond"/>
+          <w:rFonts w:ascii="Brill" w:hAnsi="Brill"/>
           <w:color w:val="FF0000"/>
         </w:rPr>
         <w:t>br</w:t>
       </w:r>
       <w:r>
         <w:rPr>
-          <w:rFonts w:ascii="Garamond" w:hAnsi="Garamond"/>
+          <w:rFonts w:ascii="Brill" w:hAnsi="Brill"/>
           <w:color w:val="FF0000"/>
         </w:rPr>
         <w:t>ó</w:t>
       </w:r>
       <w:r>
         <w:rPr>
-          <w:rFonts w:ascii="Garamond" w:hAnsi="Garamond"/>
+          <w:rFonts w:ascii="Brill" w:hAnsi="Brill"/>
           <w:color w:val="FF0000"/>
         </w:rPr>
         <w:t xml:space="preserve"> ante el </w:t>
       </w:r>
       <w:r>
         <w:rPr>
-          <w:rFonts w:ascii="Garamond" w:hAnsi="Garamond"/>
+          <w:rFonts w:ascii="Brill" w:hAnsi="Brill"/>
           <w:color w:val="FF0000"/>
           <w:lang w:val="es-ES"/>
         </w:rPr>
@@ -1418,14 +1133,14 @@
       </w:r>
       <w:r>
         <w:rPr>
-          <w:rFonts w:ascii="Garamond" w:hAnsi="Garamond"/>
+          <w:rFonts w:ascii="Brill" w:hAnsi="Brill"/>
           <w:color w:val="FF0000"/>
         </w:rPr>
         <w:t>sp</w:t>
       </w:r>
       <w:r>
         <w:rPr>
-          <w:rFonts w:ascii="Garamond" w:hAnsi="Garamond"/>
+          <w:rFonts w:ascii="Brill" w:hAnsi="Brill"/>
           <w:color w:val="FF0000"/>
           <w:lang w:val="es-ES"/>
         </w:rPr>
@@ -1433,14 +1148,14 @@
       </w:r>
       <w:r>
         <w:rPr>
-          <w:rFonts w:ascii="Garamond" w:hAnsi="Garamond"/>
+          <w:rFonts w:ascii="Brill" w:hAnsi="Brill"/>
           <w:color w:val="FF0000"/>
         </w:rPr>
         <w:t xml:space="preserve">ritu </w:t>
       </w:r>
       <w:r>
         <w:rPr>
-          <w:rFonts w:ascii="Garamond" w:hAnsi="Garamond"/>
+          <w:rFonts w:ascii="Brill" w:hAnsi="Brill"/>
           <w:color w:val="FF0000"/>
           <w:lang w:val="es-ES"/>
         </w:rPr>
@@ -1448,14 +1163,14 @@
       </w:r>
       <w:r>
         <w:rPr>
-          <w:rFonts w:ascii="Garamond" w:hAnsi="Garamond"/>
+          <w:rFonts w:ascii="Brill" w:hAnsi="Brill"/>
           <w:color w:val="FF0000"/>
         </w:rPr>
         <w:t>anto qu</w:t>
       </w:r>
       <w:r>
         <w:rPr>
-          <w:rFonts w:ascii="Garamond" w:hAnsi="Garamond"/>
+          <w:rFonts w:ascii="Brill" w:hAnsi="Brill"/>
           <w:color w:val="FF0000"/>
           <w:lang w:val="es-ES"/>
         </w:rPr>
@@ -1463,14 +1178,14 @@
       </w:r>
       <w:r>
         <w:rPr>
-          <w:rFonts w:ascii="Garamond" w:hAnsi="Garamond"/>
+          <w:rFonts w:ascii="Brill" w:hAnsi="Brill"/>
           <w:color w:val="FF0000"/>
         </w:rPr>
         <w:t xml:space="preserve">el </w:t>
       </w:r>
       <w:r>
         <w:rPr>
-          <w:rFonts w:ascii="Garamond" w:hAnsi="Garamond"/>
+          <w:rFonts w:ascii="Brill" w:hAnsi="Brill"/>
           <w:color w:val="FF0000"/>
           <w:lang w:val="es-ES"/>
         </w:rPr>
@@ -1478,14 +1193,14 @@
       </w:r>
       <w:r>
         <w:rPr>
-          <w:rFonts w:ascii="Garamond" w:hAnsi="Garamond"/>
+          <w:rFonts w:ascii="Brill" w:hAnsi="Brill"/>
           <w:color w:val="FF0000"/>
         </w:rPr>
         <w:t>ijo</w:t>
       </w:r>
       <w:r>
         <w:rPr>
-          <w:rFonts w:ascii="Garamond" w:hAnsi="Garamond"/>
+          <w:rFonts w:ascii="Brill" w:hAnsi="Brill"/>
           <w:color w:val="FF0000"/>
           <w:lang w:val="es-ES"/>
         </w:rPr>
@@ -1495,7 +1210,7 @@
     <w:p>
       <w:pPr>
         <w:rPr>
-          <w:rFonts w:ascii="Garamond" w:hAnsi="Garamond" w:cs="Times New Roman (Corps CS)"/>
+          <w:rFonts w:ascii="Brill" w:hAnsi="Brill" w:cs="Times New Roman (Corps CS)"/>
           <w:color w:val="FF0000"/>
           <w:kern w:val="2"/>
           <w14:ligatures w14:val="standardContextual"/>
@@ -1503,7 +1218,7 @@
       </w:pPr>
       <w:r>
         <w:rPr>
-          <w:rFonts w:ascii="Garamond" w:hAnsi="Garamond" w:cs="Times New Roman (Corps CS)"/>
+          <w:rFonts w:ascii="Brill" w:hAnsi="Brill" w:cs="Times New Roman (Corps CS)"/>
           <w:kern w:val="2"/>
           <w:lang w:val="es-ES"/>
           <w14:ligatures w14:val="standardContextual"/>
@@ -1512,7 +1227,7 @@
       </w:r>
       <w:r>
         <w:rPr>
-          <w:rFonts w:ascii="Garamond" w:hAnsi="Garamond" w:cs="Times New Roman (Corps CS)"/>
+          <w:rFonts w:ascii="Brill" w:hAnsi="Brill" w:cs="Times New Roman (Corps CS)"/>
           <w:color w:val="FF0000"/>
           <w:kern w:val="2"/>
           <w:lang w:val="es-ES"/>
@@ -1522,28 +1237,14 @@
       </w:r>
       <w:r>
         <w:rPr>
-          <w:rFonts w:ascii="Garamond" w:hAnsi="Garamond"/>
-          <w:color w:val="FF0000"/>
-        </w:rPr>
-        <w:t>Cap</w:t>
-      </w:r>
-      <w:r>
-        <w:rPr>
-          <w:rFonts w:ascii="Garamond" w:hAnsi="Garamond"/>
-          <w:color w:val="FF0000"/>
-        </w:rPr>
-        <w:t>í</w:t>
-      </w:r>
-      <w:r>
-        <w:rPr>
-          <w:rFonts w:ascii="Garamond" w:hAnsi="Garamond"/>
-          <w:color w:val="FF0000"/>
-        </w:rPr>
-        <w:t xml:space="preserve">tulo </w:t>
-      </w:r>
-      <w:r>
-        <w:rPr>
-          <w:rFonts w:ascii="Garamond" w:hAnsi="Garamond" w:cs="Times New Roman (Corps CS)"/>
+          <w:rFonts w:ascii="Brill" w:hAnsi="Brill"/>
+          <w:color w:val="FF0000"/>
+        </w:rPr>
+        <w:t xml:space="preserve">Capítulo </w:t>
+      </w:r>
+      <w:r>
+        <w:rPr>
+          <w:rFonts w:ascii="Brill" w:hAnsi="Brill" w:cs="Times New Roman (Corps CS)"/>
           <w:color w:val="FF0000"/>
           <w:kern w:val="2"/>
           <w:lang w:val="es-ES"/>
@@ -1553,7 +1254,7 @@
       </w:r>
       <w:r>
         <w:rPr>
-          <w:rFonts w:ascii="Garamond" w:hAnsi="Garamond" w:cs="Times New Roman (Corps CS)"/>
+          <w:rFonts w:ascii="Brill" w:hAnsi="Brill" w:cs="Times New Roman (Corps CS)"/>
           <w:color w:val="FF0000"/>
           <w:kern w:val="2"/>
           <w14:ligatures w14:val="standardContextual"/>
@@ -1562,7 +1263,7 @@
       </w:r>
       <w:r>
         <w:rPr>
-          <w:rFonts w:ascii="Garamond" w:hAnsi="Garamond" w:cs="Times New Roman (Corps CS)"/>
+          <w:rFonts w:ascii="Brill" w:hAnsi="Brill" w:cs="Times New Roman (Corps CS)"/>
           <w:color w:val="FF0000"/>
           <w:kern w:val="2"/>
           <w:lang w:val="es-ES"/>
@@ -1572,7 +1273,7 @@
       </w:r>
       <w:r>
         <w:rPr>
-          <w:rFonts w:ascii="Garamond" w:hAnsi="Garamond" w:cs="Times New Roman (Corps CS)"/>
+          <w:rFonts w:ascii="Brill" w:hAnsi="Brill" w:cs="Times New Roman (Corps CS)"/>
           <w:color w:val="FF0000"/>
           <w:kern w:val="2"/>
           <w14:ligatures w14:val="standardContextual"/>
@@ -1581,47 +1282,15 @@
       </w:r>
       <w:r>
         <w:rPr>
-          <w:rFonts w:ascii="Garamond" w:hAnsi="Garamond"/>
-          <w:color w:val="FF0000"/>
-          <w:lang w:val="es-ES"/>
-        </w:rPr>
-        <w:t>no</w:t>
-      </w:r>
-      <w:r>
-        <w:rPr>
-          <w:rFonts w:ascii="Garamond" w:hAnsi="Garamond"/>
-          <w:color w:val="FF0000"/>
-          <w:lang w:val="es-ES"/>
-        </w:rPr>
-        <w:t>m</w:t>
-      </w:r>
-      <w:r>
-        <w:rPr>
-          <w:rFonts w:ascii="Garamond" w:hAnsi="Garamond"/>
-          <w:color w:val="FF0000"/>
-          <w:lang w:val="es-ES"/>
-        </w:rPr>
-        <w:t>br</w:t>
-      </w:r>
-      <w:r>
-        <w:rPr>
-          <w:rFonts w:ascii="Garamond" w:hAnsi="Garamond"/>
-          <w:color w:val="FF0000"/>
-          <w:lang w:val="es-ES"/>
-        </w:rPr>
-        <w:t>ó</w:t>
-      </w:r>
-      <w:r>
-        <w:rPr>
-          <w:rFonts w:ascii="Garamond" w:hAnsi="Garamond"/>
-          <w:color w:val="FF0000"/>
-          <w:lang w:val="es-ES"/>
-        </w:rPr>
-        <w:t xml:space="preserve"> </w:t>
-      </w:r>
-      <w:r>
-        <w:rPr>
-          <w:rFonts w:ascii="Garamond" w:hAnsi="Garamond" w:cs="Times New Roman (Corps CS)"/>
+          <w:rFonts w:ascii="Brill" w:hAnsi="Brill"/>
+          <w:color w:val="FF0000"/>
+          <w:lang w:val="es-ES"/>
+        </w:rPr>
+        <w:t xml:space="preserve">nombró </w:t>
+      </w:r>
+      <w:r>
+        <w:rPr>
+          <w:rFonts w:ascii="Brill" w:hAnsi="Brill" w:cs="Times New Roman (Corps CS)"/>
           <w:color w:val="FF0000"/>
           <w:kern w:val="2"/>
           <w14:ligatures w14:val="standardContextual"/>
@@ -1630,55 +1299,15 @@
       </w:r>
       <w:r>
         <w:rPr>
-          <w:rFonts w:ascii="Garamond" w:hAnsi="Garamond"/>
-          <w:color w:val="FF0000"/>
-          <w:lang w:val="es-ES"/>
-        </w:rPr>
-        <w:t>E</w:t>
-      </w:r>
-      <w:r>
-        <w:rPr>
-          <w:rFonts w:ascii="Garamond" w:hAnsi="Garamond"/>
-          <w:color w:val="FF0000"/>
-          <w:lang w:val="es-ES"/>
-        </w:rPr>
-        <w:t>sp</w:t>
-      </w:r>
-      <w:r>
-        <w:rPr>
-          <w:rFonts w:ascii="Garamond" w:hAnsi="Garamond"/>
-          <w:color w:val="FF0000"/>
-          <w:lang w:val="es-ES"/>
-        </w:rPr>
-        <w:t>í</w:t>
-      </w:r>
-      <w:r>
-        <w:rPr>
-          <w:rFonts w:ascii="Garamond" w:hAnsi="Garamond"/>
-          <w:color w:val="FF0000"/>
-          <w:lang w:val="es-ES"/>
-        </w:rPr>
-        <w:t xml:space="preserve">ritu </w:t>
-      </w:r>
-      <w:r>
-        <w:rPr>
-          <w:rFonts w:ascii="Garamond" w:hAnsi="Garamond"/>
-          <w:color w:val="FF0000"/>
-          <w:lang w:val="es-ES"/>
-        </w:rPr>
-        <w:t>S</w:t>
-      </w:r>
-      <w:r>
-        <w:rPr>
-          <w:rFonts w:ascii="Garamond" w:hAnsi="Garamond"/>
-          <w:color w:val="FF0000"/>
-          <w:lang w:val="es-ES"/>
-        </w:rPr>
-        <w:t xml:space="preserve">anto </w:t>
-      </w:r>
-      <w:r>
-        <w:rPr>
-          <w:rFonts w:ascii="Garamond" w:hAnsi="Garamond" w:cs="Times New Roman (Corps CS)"/>
+          <w:rFonts w:ascii="Brill" w:hAnsi="Brill"/>
+          <w:color w:val="FF0000"/>
+          <w:lang w:val="es-ES"/>
+        </w:rPr>
+        <w:t xml:space="preserve">Espíritu Santo </w:t>
+      </w:r>
+      <w:r>
+        <w:rPr>
+          <w:rFonts w:ascii="Brill" w:hAnsi="Brill" w:cs="Times New Roman (Corps CS)"/>
           <w:color w:val="FF0000"/>
           <w:kern w:val="2"/>
           <w14:ligatures w14:val="standardContextual"/>
@@ -1687,7 +1316,7 @@
       </w:r>
       <w:r>
         <w:rPr>
-          <w:rFonts w:ascii="Garamond" w:hAnsi="Garamond" w:cs="Times New Roman (Corps CS)"/>
+          <w:rFonts w:ascii="Brill" w:hAnsi="Brill" w:cs="Times New Roman (Corps CS)"/>
           <w:color w:val="FF0000"/>
           <w:kern w:val="2"/>
           <w:lang w:val="es-ES"/>
@@ -1697,7 +1326,7 @@
       </w:r>
       <w:r>
         <w:rPr>
-          <w:rFonts w:ascii="Garamond" w:hAnsi="Garamond" w:cs="Times New Roman (Corps CS)"/>
+          <w:rFonts w:ascii="Brill" w:hAnsi="Brill" w:cs="Times New Roman (Corps CS)"/>
           <w:color w:val="FF0000"/>
           <w:kern w:val="2"/>
           <w14:ligatures w14:val="standardContextual"/>
@@ -1708,7 +1337,7 @@
     <w:p>
       <w:pPr>
         <w:rPr>
-          <w:rFonts w:ascii="Garamond" w:hAnsi="Garamond" w:cs="Times New Roman (Corps CS)"/>
+          <w:rFonts w:ascii="Brill" w:hAnsi="Brill" w:cs="Times New Roman (Corps CS)"/>
           <w:color w:val="FF0000"/>
           <w:kern w:val="2"/>
           <w:lang w:val="es-ES"/>
@@ -1717,7 +1346,7 @@
       </w:pPr>
       <w:r>
         <w:rPr>
-          <w:rFonts w:ascii="Garamond" w:hAnsi="Garamond" w:cs="Times New Roman (Corps CS)"/>
+          <w:rFonts w:ascii="Brill" w:hAnsi="Brill" w:cs="Times New Roman (Corps CS)"/>
           <w:kern w:val="2"/>
           <w:lang w:val="es-ES"/>
           <w14:ligatures w14:val="standardContextual"/>
@@ -1726,7 +1355,7 @@
       </w:r>
       <w:r>
         <w:rPr>
-          <w:rFonts w:ascii="Garamond" w:hAnsi="Garamond" w:cs="Times New Roman (Corps CS)"/>
+          <w:rFonts w:ascii="Brill" w:hAnsi="Brill" w:cs="Times New Roman (Corps CS)"/>
           <w:kern w:val="2"/>
           <w14:ligatures w14:val="standardContextual"/>
         </w:rPr>
@@ -1734,136 +1363,31 @@
       </w:r>
       <w:r>
         <w:rPr>
-          <w:rFonts w:ascii="Garamond" w:hAnsi="Garamond"/>
-          <w:color w:val="FF0000"/>
-        </w:rPr>
-        <w:t>Cap</w:t>
-      </w:r>
-      <w:r>
-        <w:rPr>
-          <w:rFonts w:ascii="Garamond" w:hAnsi="Garamond"/>
-          <w:color w:val="FF0000"/>
-        </w:rPr>
-        <w:t>í</w:t>
-      </w:r>
-      <w:r>
-        <w:rPr>
-          <w:rFonts w:ascii="Garamond" w:hAnsi="Garamond"/>
-          <w:color w:val="FF0000"/>
-        </w:rPr>
-        <w:t xml:space="preserve">tulo </w:t>
-      </w:r>
-      <w:proofErr w:type="spellStart"/>
-      <w:r>
-        <w:rPr>
-          <w:rFonts w:ascii="Garamond" w:hAnsi="Garamond"/>
+          <w:rFonts w:ascii="Brill" w:hAnsi="Brill"/>
+          <w:color w:val="FF0000"/>
+        </w:rPr>
+        <w:t xml:space="preserve">Capítulo </w:t>
+      </w:r>
+      <w:r>
+        <w:rPr>
+          <w:rFonts w:ascii="Brill" w:hAnsi="Brill"/>
           <w:smallCaps/>
           <w:color w:val="FF0000"/>
           <w:lang w:val="es-ES"/>
         </w:rPr>
-        <w:t>vii</w:t>
-      </w:r>
-      <w:proofErr w:type="spellEnd"/>
-      <w:r>
-        <w:rPr>
-          <w:rFonts w:ascii="Garamond" w:hAnsi="Garamond"/>
-          <w:smallCaps/>
-          <w:color w:val="FF0000"/>
-          <w:lang w:val="es-ES"/>
-        </w:rPr>
-        <w:t>.</w:t>
-      </w:r>
-      <w:r>
-        <w:rPr>
-          <w:rFonts w:ascii="Garamond" w:hAnsi="Garamond"/>
-          <w:color w:val="FF0000"/>
-          <w:lang w:val="es-ES"/>
-        </w:rPr>
-        <w:t xml:space="preserve"> </w:t>
-      </w:r>
-      <w:r>
-        <w:rPr>
-          <w:rFonts w:ascii="Garamond" w:hAnsi="Garamond"/>
-          <w:color w:val="FF0000"/>
-          <w:lang w:val="es-ES"/>
-        </w:rPr>
-        <w:t>¿P</w:t>
-      </w:r>
-      <w:r>
-        <w:rPr>
-          <w:rFonts w:ascii="Garamond" w:hAnsi="Garamond"/>
-          <w:color w:val="FF0000"/>
-          <w:lang w:val="es-ES"/>
-        </w:rPr>
-        <w:t>or qu</w:t>
-      </w:r>
-      <w:r>
-        <w:rPr>
-          <w:rFonts w:ascii="Garamond" w:hAnsi="Garamond"/>
-          <w:color w:val="FF0000"/>
-          <w:lang w:val="es-ES"/>
-        </w:rPr>
-        <w:t>é</w:t>
-      </w:r>
-      <w:r>
-        <w:rPr>
-          <w:rFonts w:ascii="Garamond" w:hAnsi="Garamond"/>
-          <w:color w:val="FF0000"/>
-          <w:lang w:val="es-ES"/>
-        </w:rPr>
-        <w:t xml:space="preserve"> </w:t>
-      </w:r>
-      <w:r>
-        <w:rPr>
-          <w:rFonts w:ascii="Garamond" w:hAnsi="Garamond"/>
-          <w:color w:val="FF0000"/>
-          <w:lang w:val="es-ES"/>
-        </w:rPr>
-        <w:t xml:space="preserve">razón </w:t>
-      </w:r>
-      <w:r>
-        <w:rPr>
-          <w:rFonts w:ascii="Garamond" w:hAnsi="Garamond"/>
-          <w:color w:val="FF0000"/>
-          <w:lang w:val="es-ES"/>
-        </w:rPr>
-        <w:t>no</w:t>
-      </w:r>
-      <w:r>
-        <w:rPr>
-          <w:rFonts w:ascii="Garamond" w:hAnsi="Garamond"/>
-          <w:color w:val="FF0000"/>
-          <w:lang w:val="es-ES"/>
-        </w:rPr>
-        <w:t>m</w:t>
-      </w:r>
-      <w:r>
-        <w:rPr>
-          <w:rFonts w:ascii="Garamond" w:hAnsi="Garamond"/>
-          <w:color w:val="FF0000"/>
-          <w:lang w:val="es-ES"/>
-        </w:rPr>
-        <w:t>br</w:t>
-      </w:r>
-      <w:r>
-        <w:rPr>
-          <w:rFonts w:ascii="Garamond" w:hAnsi="Garamond"/>
-          <w:color w:val="FF0000"/>
-          <w:lang w:val="es-ES"/>
-        </w:rPr>
-        <w:t>ó</w:t>
-      </w:r>
-      <w:r>
-        <w:rPr>
-          <w:rFonts w:ascii="Garamond" w:hAnsi="Garamond"/>
-          <w:color w:val="FF0000"/>
-          <w:lang w:val="es-ES"/>
-        </w:rPr>
-        <w:t xml:space="preserve"> </w:t>
-      </w:r>
-      <w:r>
-        <w:rPr>
-          <w:rFonts w:ascii="Garamond" w:hAnsi="Garamond" w:cs="Times New Roman (Corps CS)"/>
+        <w:t>vii.</w:t>
+      </w:r>
+      <w:r>
+        <w:rPr>
+          <w:rFonts w:ascii="Brill" w:hAnsi="Brill"/>
+          <w:color w:val="FF0000"/>
+          <w:lang w:val="es-ES"/>
+        </w:rPr>
+        <w:t xml:space="preserve"> ¿Por qué razón nombró </w:t>
+      </w:r>
+      <w:r>
+        <w:rPr>
+          <w:rFonts w:ascii="Brill" w:hAnsi="Brill" w:cs="Times New Roman (Corps CS)"/>
           <w:color w:val="FF0000"/>
           <w:kern w:val="2"/>
           <w14:ligatures w14:val="standardContextual"/>
@@ -1872,55 +1396,15 @@
       </w:r>
       <w:r>
         <w:rPr>
-          <w:rFonts w:ascii="Garamond" w:hAnsi="Garamond"/>
-          <w:color w:val="FF0000"/>
-          <w:lang w:val="es-ES"/>
-        </w:rPr>
-        <w:t>E</w:t>
-      </w:r>
-      <w:r>
-        <w:rPr>
-          <w:rFonts w:ascii="Garamond" w:hAnsi="Garamond"/>
-          <w:color w:val="FF0000"/>
-          <w:lang w:val="es-ES"/>
-        </w:rPr>
-        <w:t>sp</w:t>
-      </w:r>
-      <w:r>
-        <w:rPr>
-          <w:rFonts w:ascii="Garamond" w:hAnsi="Garamond"/>
-          <w:color w:val="FF0000"/>
-          <w:lang w:val="es-ES"/>
-        </w:rPr>
-        <w:t>í</w:t>
-      </w:r>
-      <w:r>
-        <w:rPr>
-          <w:rFonts w:ascii="Garamond" w:hAnsi="Garamond"/>
-          <w:color w:val="FF0000"/>
-          <w:lang w:val="es-ES"/>
-        </w:rPr>
-        <w:t xml:space="preserve">ritu </w:t>
-      </w:r>
-      <w:r>
-        <w:rPr>
-          <w:rFonts w:ascii="Garamond" w:hAnsi="Garamond"/>
-          <w:color w:val="FF0000"/>
-          <w:lang w:val="es-ES"/>
-        </w:rPr>
-        <w:t>S</w:t>
-      </w:r>
-      <w:r>
-        <w:rPr>
-          <w:rFonts w:ascii="Garamond" w:hAnsi="Garamond"/>
-          <w:color w:val="FF0000"/>
-          <w:lang w:val="es-ES"/>
-        </w:rPr>
-        <w:t xml:space="preserve">anto </w:t>
-      </w:r>
-      <w:r>
-        <w:rPr>
-          <w:rFonts w:ascii="Garamond" w:hAnsi="Garamond" w:cs="Times New Roman (Corps CS)"/>
+          <w:rFonts w:ascii="Brill" w:hAnsi="Brill"/>
+          <w:color w:val="FF0000"/>
+          <w:lang w:val="es-ES"/>
+        </w:rPr>
+        <w:t xml:space="preserve">Espíritu Santo </w:t>
+      </w:r>
+      <w:r>
+        <w:rPr>
+          <w:rFonts w:ascii="Brill" w:hAnsi="Brill" w:cs="Times New Roman (Corps CS)"/>
           <w:color w:val="FF0000"/>
           <w:kern w:val="2"/>
           <w14:ligatures w14:val="standardContextual"/>
@@ -1929,7 +1413,7 @@
       </w:r>
       <w:r>
         <w:rPr>
-          <w:rFonts w:ascii="Garamond" w:hAnsi="Garamond" w:cs="Times New Roman (Corps CS)"/>
+          <w:rFonts w:ascii="Brill" w:hAnsi="Brill" w:cs="Times New Roman (Corps CS)"/>
           <w:color w:val="FF0000"/>
           <w:kern w:val="2"/>
           <w:lang w:val="es-ES"/>
@@ -1939,7 +1423,7 @@
       </w:r>
       <w:r>
         <w:rPr>
-          <w:rFonts w:ascii="Garamond" w:hAnsi="Garamond" w:cs="Times New Roman (Corps CS)"/>
+          <w:rFonts w:ascii="Brill" w:hAnsi="Brill" w:cs="Times New Roman (Corps CS)"/>
           <w:color w:val="FF0000"/>
           <w:kern w:val="2"/>
           <w14:ligatures w14:val="standardContextual"/>
@@ -1948,7 +1432,7 @@
       </w:r>
       <w:r>
         <w:rPr>
-          <w:rFonts w:ascii="Garamond" w:hAnsi="Garamond" w:cs="Times New Roman (Corps CS)"/>
+          <w:rFonts w:ascii="Brill" w:hAnsi="Brill" w:cs="Times New Roman (Corps CS)"/>
           <w:color w:val="FF0000"/>
           <w:kern w:val="2"/>
           <w:lang w:val="es-ES"/>
@@ -1960,7 +1444,7 @@
     <w:p>
       <w:pPr>
         <w:rPr>
-          <w:rFonts w:ascii="Garamond" w:hAnsi="Garamond"/>
+          <w:rFonts w:ascii="Brill" w:hAnsi="Brill"/>
         </w:rPr>
       </w:pPr>
     </w:p>
@@ -1975,7 +1459,7 @@
 </file>
 
 <file path=word/styles.xml><?xml version="1.0" encoding="utf-8"?>
-<w:styles xmlns:mc="http://schemas.openxmlformats.org/markup-compatibility/2006" xmlns:r="http://schemas.openxmlformats.org/officeDocument/2006/relationships" xmlns:w="http://schemas.openxmlformats.org/wordprocessingml/2006/main" xmlns:w14="http://schemas.microsoft.com/office/word/2010/wordml" xmlns:w15="http://schemas.microsoft.com/office/word/2012/wordml" xmlns:w16cex="http://schemas.microsoft.com/office/word/2018/wordml/cex" xmlns:w16cid="http://schemas.microsoft.com/office/word/2016/wordml/cid" xmlns:w16="http://schemas.microsoft.com/office/word/2018/wordml" xmlns:w16sdtdh="http://schemas.microsoft.com/office/word/2020/wordml/sdtdatahash" xmlns:w16se="http://schemas.microsoft.com/office/word/2015/wordml/symex" mc:Ignorable="w14 w15 w16se w16cid w16 w16cex w16sdtdh">
+<w:styles xmlns:mc="http://schemas.openxmlformats.org/markup-compatibility/2006" xmlns:r="http://schemas.openxmlformats.org/officeDocument/2006/relationships" xmlns:w="http://schemas.openxmlformats.org/wordprocessingml/2006/main" xmlns:w14="http://schemas.microsoft.com/office/word/2010/wordml" xmlns:w15="http://schemas.microsoft.com/office/word/2012/wordml" xmlns:w16cex="http://schemas.microsoft.com/office/word/2018/wordml/cex" xmlns:w16cid="http://schemas.microsoft.com/office/word/2016/wordml/cid" xmlns:w16="http://schemas.microsoft.com/office/word/2018/wordml" xmlns:w16du="http://schemas.microsoft.com/office/word/2023/wordml/word16du" xmlns:w16sdtdh="http://schemas.microsoft.com/office/word/2020/wordml/sdtdatahash" xmlns:w16sdtfl="http://schemas.microsoft.com/office/word/2024/wordml/sdtformatlock" xmlns:w16se="http://schemas.microsoft.com/office/word/2015/wordml/symex" mc:Ignorable="w14 w15 w16se w16cid w16 w16cex w16sdtdh w16sdtfl w16du">
   <w:docDefaults>
     <w:rPrDefault>
       <w:rPr>
